--- a/Analyse de besoins.docx
+++ b/Analyse de besoins.docx
@@ -51,435 +51,26 @@
     <w:p>
       <w:pPr>
         <w:rPr>
-          <w:lang w:val="fr-FR"/>
-        </w:rPr>
-      </w:pPr>
-    </w:p>
-    <w:p>
-      <w:pPr>
-        <w:jc w:val="both"/>
-        <w:rPr>
-          <w:b/>
-          <w:bCs/>
+          <w:b/>
+          <w:bCs/>
+          <w:i/>
+          <w:iCs/>
           <w:sz w:val="28"/>
           <w:szCs w:val="28"/>
           <w:lang w:val="fr-FR"/>
         </w:rPr>
       </w:pPr>
-      <w:r>
+    </w:p>
+    <w:p>
+      <w:pPr>
         <w:rPr>
           <w:b/>
           <w:bCs/>
           <w:sz w:val="28"/>
           <w:szCs w:val="28"/>
-          <w:lang w:val="fr-FR"/>
-        </w:rPr>
-        <w:t>Besoins Fonctionnels</w:t>
-      </w:r>
-    </w:p>
-    <w:p>
-      <w:pPr>
-        <w:rPr>
-          <w:b/>
-          <w:bCs/>
-          <w:lang w:val="fr-FR"/>
-        </w:rPr>
-      </w:pPr>
-    </w:p>
-    <w:p>
-      <w:pPr>
-        <w:rPr>
-          <w:b/>
-          <w:bCs/>
-          <w:lang w:val="fr-FR"/>
-        </w:rPr>
-      </w:pPr>
-      <w:r>
-        <w:rPr>
-          <w:b/>
-          <w:bCs/>
-          <w:lang w:val="fr-FR"/>
-        </w:rPr>
-        <w:t>ClueLau demande un jeu d'enquête type Cluedo</w:t>
-      </w:r>
-      <w:r>
-        <w:rPr>
-          <w:b/>
-          <w:bCs/>
-          <w:lang w:val="fr-FR"/>
-        </w:rPr>
-        <w:t xml:space="preserve"> (enquête).</w:t>
-      </w:r>
-    </w:p>
-    <w:p>
-      <w:pPr>
-        <w:rPr>
-          <w:lang w:val="fr-FR"/>
-        </w:rPr>
-      </w:pPr>
-      <w:r>
-        <w:rPr>
-          <w:lang w:val="fr-FR"/>
-        </w:rPr>
-        <w:t xml:space="preserve">- </w:t>
-      </w:r>
-      <w:r>
-        <w:rPr>
-          <w:lang w:val="fr-FR"/>
-        </w:rPr>
-        <w:t>Le jeu se joue d</w:t>
-      </w:r>
-      <w:r>
-        <w:rPr>
-          <w:lang w:val="fr-FR"/>
-        </w:rPr>
-        <w:t xml:space="preserve">ans le </w:t>
-      </w:r>
-      <w:r>
-        <w:rPr>
-          <w:b/>
-          <w:bCs/>
-          <w:lang w:val="fr-FR"/>
-        </w:rPr>
-        <w:t>terminal</w:t>
-      </w:r>
-    </w:p>
-    <w:p>
-      <w:pPr>
-        <w:rPr>
-          <w:lang w:val="fr-FR"/>
-        </w:rPr>
-      </w:pPr>
-      <w:r>
-        <w:rPr>
-          <w:lang w:val="fr-FR"/>
-        </w:rPr>
-        <w:t xml:space="preserve">- </w:t>
-      </w:r>
-      <w:r>
-        <w:rPr>
-          <w:lang w:val="fr-FR"/>
-        </w:rPr>
-        <w:t>M</w:t>
-      </w:r>
-      <w:r>
-        <w:rPr>
-          <w:lang w:val="fr-FR"/>
-        </w:rPr>
-        <w:t xml:space="preserve">écanique de </w:t>
-      </w:r>
-      <w:r>
-        <w:rPr>
-          <w:b/>
-          <w:bCs/>
-          <w:lang w:val="fr-FR"/>
-        </w:rPr>
-        <w:t>déduction</w:t>
-      </w:r>
-      <w:r>
-        <w:rPr>
-          <w:lang w:val="fr-FR"/>
-        </w:rPr>
-        <w:t xml:space="preserve"> (par preuves / détails)</w:t>
-      </w:r>
-    </w:p>
-    <w:p>
-      <w:pPr>
-        <w:rPr>
-          <w:lang w:val="fr-FR"/>
-        </w:rPr>
-      </w:pPr>
-      <w:r>
-        <w:rPr>
-          <w:lang w:val="fr-FR"/>
-        </w:rPr>
-        <w:t xml:space="preserve">- </w:t>
-      </w:r>
-      <w:r>
-        <w:rPr>
-          <w:lang w:val="fr-FR"/>
-        </w:rPr>
-        <w:t>C</w:t>
-      </w:r>
-      <w:r>
-        <w:rPr>
-          <w:lang w:val="fr-FR"/>
-        </w:rPr>
-        <w:t xml:space="preserve">ombinaison </w:t>
-      </w:r>
-      <w:r>
-        <w:rPr>
-          <w:b/>
-          <w:bCs/>
-          <w:lang w:val="fr-FR"/>
-        </w:rPr>
-        <w:t>S</w:t>
-      </w:r>
-      <w:r>
-        <w:rPr>
-          <w:b/>
-          <w:bCs/>
-          <w:lang w:val="fr-FR"/>
-        </w:rPr>
-        <w:t>ecrète</w:t>
-      </w:r>
-    </w:p>
-    <w:p>
-      <w:pPr>
-        <w:rPr>
-          <w:lang w:val="fr-FR"/>
-        </w:rPr>
-      </w:pPr>
-      <w:r>
-        <w:rPr>
-          <w:lang w:val="fr-FR"/>
-        </w:rPr>
-        <w:t xml:space="preserve">- </w:t>
-      </w:r>
-      <w:r>
-        <w:rPr>
-          <w:b/>
-          <w:bCs/>
-          <w:lang w:val="fr-FR"/>
-        </w:rPr>
-        <w:t>Plusieurs joueurs</w:t>
-      </w:r>
-      <w:r>
-        <w:rPr>
-          <w:lang w:val="fr-FR"/>
-        </w:rPr>
-        <w:t xml:space="preserve"> peuvent participer</w:t>
-      </w:r>
-    </w:p>
-    <w:p>
-      <w:pPr>
-        <w:rPr>
-          <w:lang w:val="fr-FR"/>
-        </w:rPr>
-      </w:pPr>
-      <w:r>
-        <w:rPr>
-          <w:lang w:val="fr-FR"/>
-        </w:rPr>
-        <w:t xml:space="preserve">- joueurs humains </w:t>
-      </w:r>
-      <w:r>
-        <w:rPr>
-          <w:b/>
-          <w:bCs/>
-          <w:lang w:val="fr-FR"/>
-        </w:rPr>
-        <w:t>et</w:t>
-      </w:r>
-      <w:r>
-        <w:rPr>
-          <w:lang w:val="fr-FR"/>
-        </w:rPr>
-        <w:t xml:space="preserve"> ordinateurs</w:t>
-      </w:r>
-    </w:p>
-    <w:p>
-      <w:pPr>
-        <w:rPr>
-          <w:lang w:val="fr-FR"/>
-        </w:rPr>
-      </w:pPr>
-      <w:r>
-        <w:rPr>
-          <w:lang w:val="fr-FR"/>
-        </w:rPr>
-        <w:t xml:space="preserve">- </w:t>
-      </w:r>
-      <w:r>
-        <w:rPr>
-          <w:b/>
-          <w:bCs/>
-          <w:lang w:val="fr-FR"/>
-        </w:rPr>
-        <w:t>deux comportements</w:t>
-      </w:r>
-      <w:r>
-        <w:rPr>
-          <w:lang w:val="fr-FR"/>
-        </w:rPr>
-        <w:t xml:space="preserve"> d'intelligence artificielle :</w:t>
-      </w:r>
-    </w:p>
-    <w:p>
-      <w:pPr>
-        <w:rPr>
-          <w:lang w:val="fr-FR"/>
-        </w:rPr>
-      </w:pPr>
-      <w:r>
-        <w:rPr>
-          <w:lang w:val="fr-FR"/>
-        </w:rPr>
-        <w:t xml:space="preserve">    -&gt; 1 comportement </w:t>
-      </w:r>
-      <w:r>
-        <w:rPr>
-          <w:b/>
-          <w:bCs/>
-          <w:lang w:val="fr-FR"/>
-        </w:rPr>
-        <w:t>naïf</w:t>
-      </w:r>
-      <w:r>
-        <w:rPr>
-          <w:lang w:val="fr-FR"/>
-        </w:rPr>
-        <w:t xml:space="preserve">, </w:t>
-      </w:r>
-      <w:r>
-        <w:rPr>
-          <w:b/>
-          <w:bCs/>
-          <w:lang w:val="fr-FR"/>
-        </w:rPr>
-        <w:t>simple</w:t>
-      </w:r>
-    </w:p>
-    <w:p>
-      <w:pPr>
-        <w:rPr>
-          <w:lang w:val="fr-FR"/>
-        </w:rPr>
-      </w:pPr>
-      <w:r>
-        <w:rPr>
-          <w:lang w:val="fr-FR"/>
-        </w:rPr>
-        <w:t xml:space="preserve">    -&gt; 1 comportement </w:t>
-      </w:r>
-      <w:r>
-        <w:rPr>
-          <w:b/>
-          <w:bCs/>
-          <w:lang w:val="fr-FR"/>
-        </w:rPr>
-        <w:t>plus évolué</w:t>
-      </w:r>
-      <w:r>
-        <w:rPr>
-          <w:lang w:val="fr-FR"/>
-        </w:rPr>
-        <w:t>, capable de tenir compte de ce qui s'est passé pendant la partie (</w:t>
-      </w:r>
-      <w:r>
-        <w:rPr>
-          <w:b/>
-          <w:bCs/>
-          <w:lang w:val="fr-FR"/>
-        </w:rPr>
-        <w:t>mémorise</w:t>
-      </w:r>
-      <w:r>
-        <w:rPr>
-          <w:lang w:val="fr-FR"/>
-        </w:rPr>
-        <w:t xml:space="preserve"> les infos utiles et adopte une stratégie </w:t>
-      </w:r>
-      <w:r>
-        <w:rPr>
-          <w:b/>
-          <w:bCs/>
-          <w:lang w:val="fr-FR"/>
-        </w:rPr>
-        <w:t>subtile</w:t>
-      </w:r>
-      <w:r>
-        <w:rPr>
-          <w:lang w:val="fr-FR"/>
-        </w:rPr>
-        <w:t xml:space="preserve"> ou m</w:t>
-      </w:r>
-      <w:r>
-        <w:rPr>
-          <w:lang w:val="fr-FR"/>
-        </w:rPr>
-        <w:t>ême</w:t>
-      </w:r>
-      <w:r>
-        <w:rPr>
-          <w:lang w:val="fr-FR"/>
-        </w:rPr>
-        <w:t xml:space="preserve"> </w:t>
-      </w:r>
-      <w:r>
-        <w:rPr>
-          <w:b/>
-          <w:bCs/>
-          <w:lang w:val="fr-FR"/>
-        </w:rPr>
-        <w:t>trompeuse</w:t>
-      </w:r>
-      <w:r>
-        <w:rPr>
-          <w:lang w:val="fr-FR"/>
-        </w:rPr>
-        <w:t>)</w:t>
-      </w:r>
-    </w:p>
-    <w:p>
-      <w:pPr>
-        <w:rPr>
-          <w:b/>
-          <w:bCs/>
-          <w:lang w:val="fr-FR"/>
-        </w:rPr>
-      </w:pPr>
-      <w:r>
-        <w:rPr>
-          <w:lang w:val="fr-FR"/>
-        </w:rPr>
-        <w:t xml:space="preserve">- codé en </w:t>
-      </w:r>
-      <w:r>
-        <w:rPr>
-          <w:b/>
-          <w:bCs/>
-          <w:lang w:val="fr-FR"/>
-        </w:rPr>
-        <w:t>c</w:t>
-      </w:r>
-    </w:p>
-    <w:p>
-      <w:pPr>
-        <w:rPr>
-          <w:lang w:val="fr-FR"/>
-        </w:rPr>
-      </w:pPr>
-      <w:r>
-        <w:rPr>
-          <w:lang w:val="fr-FR"/>
-        </w:rPr>
-        <w:t xml:space="preserve">- </w:t>
-      </w:r>
-      <w:r>
-        <w:rPr>
-          <w:lang w:val="fr-FR"/>
-        </w:rPr>
-        <w:t xml:space="preserve">application </w:t>
-      </w:r>
-      <w:r>
-        <w:rPr>
-          <w:b/>
-          <w:bCs/>
-          <w:lang w:val="fr-FR"/>
-        </w:rPr>
-        <w:t>fonctionnelle</w:t>
-      </w:r>
-    </w:p>
-    <w:p>
-      <w:pPr>
-        <w:rPr>
-          <w:lang w:val="fr-FR"/>
-        </w:rPr>
-      </w:pPr>
-    </w:p>
-    <w:p>
-      <w:pPr>
+        </w:rPr>
+      </w:pPr>
+      <w:r>
         <w:rPr>
           <w:b/>
           <w:bCs/>
@@ -487,15 +78,595 @@
           <w:szCs w:val="28"/>
           <w:lang w:val="fr-FR"/>
         </w:rPr>
-      </w:pPr>
+        <w:t xml:space="preserve">Déroulement du jeu </w:t>
+      </w:r>
       <w:r>
         <w:rPr>
           <w:b/>
           <w:bCs/>
           <w:sz w:val="28"/>
           <w:szCs w:val="28"/>
-          <w:lang w:val="fr-FR"/>
-        </w:rPr>
+        </w:rPr>
+        <w:t>:</w:t>
+      </w:r>
+    </w:p>
+    <w:p>
+      <w:pPr>
+        <w:rPr>
+          <w:sz w:val="22"/>
+          <w:szCs w:val="22"/>
+          <w:lang w:val="fr-FR"/>
+        </w:rPr>
+      </w:pPr>
+      <w:r>
+        <w:rPr>
+          <w:sz w:val="22"/>
+          <w:szCs w:val="22"/>
+          <w:lang w:val="fr-FR"/>
+        </w:rPr>
+        <w:t xml:space="preserve">Au début de la partie le menu permettra de rajouter un vrai joueur ou un ordi (au choix) jusqu’à ce que </w:t>
+      </w:r>
+      <w:r>
+        <w:rPr>
+          <w:sz w:val="22"/>
+          <w:szCs w:val="22"/>
+          <w:lang w:val="fr-FR"/>
+        </w:rPr>
+        <w:t xml:space="preserve">tout le monde </w:t>
+      </w:r>
+      <w:proofErr w:type="gramStart"/>
+      <w:r>
+        <w:rPr>
+          <w:sz w:val="22"/>
+          <w:szCs w:val="22"/>
+          <w:lang w:val="fr-FR"/>
+        </w:rPr>
+        <w:t>est</w:t>
+      </w:r>
+      <w:proofErr w:type="gramEnd"/>
+      <w:r>
+        <w:rPr>
+          <w:sz w:val="22"/>
+          <w:szCs w:val="22"/>
+          <w:lang w:val="fr-FR"/>
+        </w:rPr>
+        <w:t xml:space="preserve"> rajouté.</w:t>
+      </w:r>
+    </w:p>
+    <w:p>
+      <w:pPr>
+        <w:rPr>
+          <w:sz w:val="22"/>
+          <w:szCs w:val="22"/>
+          <w:lang w:val="fr-FR"/>
+        </w:rPr>
+      </w:pPr>
+      <w:r>
+        <w:rPr>
+          <w:sz w:val="22"/>
+          <w:szCs w:val="22"/>
+          <w:lang w:val="fr-FR"/>
+        </w:rPr>
+        <w:t>Le jeu choisit un personnage une arme et un lieu au hasard mais ne les montre pas</w:t>
+      </w:r>
+    </w:p>
+    <w:p>
+      <w:pPr>
+        <w:rPr>
+          <w:sz w:val="22"/>
+          <w:szCs w:val="22"/>
+          <w:lang w:val="fr-FR"/>
+        </w:rPr>
+      </w:pPr>
+      <w:r>
+        <w:rPr>
+          <w:sz w:val="22"/>
+          <w:szCs w:val="22"/>
+          <w:lang w:val="fr-FR"/>
+        </w:rPr>
+        <w:t>Chaque tour le joueur a le choix entre se déplacer dans une autre pièce ou interagir avec l’environnement (qui lui sera pr</w:t>
+      </w:r>
+      <w:r>
+        <w:rPr>
+          <w:sz w:val="22"/>
+          <w:szCs w:val="22"/>
+          <w:lang w:val="fr-FR"/>
+        </w:rPr>
+        <w:t>é</w:t>
+      </w:r>
+      <w:r>
+        <w:rPr>
+          <w:sz w:val="22"/>
+          <w:szCs w:val="22"/>
+          <w:lang w:val="fr-FR"/>
+        </w:rPr>
+        <w:t>senté en tant que description</w:t>
+      </w:r>
+      <w:r>
+        <w:rPr>
+          <w:sz w:val="22"/>
+          <w:szCs w:val="22"/>
+          <w:lang w:val="fr-FR"/>
+        </w:rPr>
+        <w:t>)</w:t>
+      </w:r>
+      <w:r>
+        <w:rPr>
+          <w:sz w:val="22"/>
+          <w:szCs w:val="22"/>
+          <w:lang w:val="fr-FR"/>
+        </w:rPr>
+        <w:t xml:space="preserve"> ou piocher une « carte »</w:t>
+      </w:r>
+    </w:p>
+    <w:p>
+      <w:pPr>
+        <w:rPr>
+          <w:sz w:val="22"/>
+          <w:szCs w:val="22"/>
+          <w:lang w:val="fr-FR"/>
+        </w:rPr>
+      </w:pPr>
+      <w:r>
+        <w:rPr>
+          <w:sz w:val="22"/>
+          <w:szCs w:val="22"/>
+          <w:lang w:val="fr-FR"/>
+        </w:rPr>
+        <w:t>Il aura aussi le choix de faire une d</w:t>
+      </w:r>
+      <w:r>
+        <w:rPr>
+          <w:sz w:val="22"/>
+          <w:szCs w:val="22"/>
+          <w:lang w:val="fr-FR"/>
+        </w:rPr>
+        <w:t>é</w:t>
+      </w:r>
+      <w:r>
+        <w:rPr>
+          <w:sz w:val="22"/>
+          <w:szCs w:val="22"/>
+          <w:lang w:val="fr-FR"/>
+        </w:rPr>
+        <w:t>duction (créer une hypothèse)</w:t>
+      </w:r>
+    </w:p>
+    <w:p>
+      <w:pPr>
+        <w:rPr>
+          <w:lang w:val="fr-FR"/>
+        </w:rPr>
+      </w:pPr>
+    </w:p>
+    <w:p>
+      <w:pPr>
+        <w:jc w:val="both"/>
+        <w:rPr>
+          <w:b/>
+          <w:bCs/>
+          <w:sz w:val="28"/>
+          <w:szCs w:val="28"/>
+          <w:lang w:val="fr-FR"/>
+        </w:rPr>
+      </w:pPr>
+      <w:r>
+        <w:rPr>
+          <w:b/>
+          <w:bCs/>
+          <w:sz w:val="28"/>
+          <w:szCs w:val="28"/>
+          <w:lang w:val="fr-FR"/>
+        </w:rPr>
+        <w:t>Besoins Fonctionnels</w:t>
+      </w:r>
+    </w:p>
+    <w:p>
+      <w:pPr>
+        <w:rPr>
+          <w:b/>
+          <w:bCs/>
+          <w:lang w:val="fr-FR"/>
+        </w:rPr>
+      </w:pPr>
+    </w:p>
+    <w:p>
+      <w:pPr>
+        <w:rPr>
+          <w:b/>
+          <w:bCs/>
+          <w:lang w:val="fr-FR"/>
+        </w:rPr>
+      </w:pPr>
+      <w:r>
+        <w:rPr>
+          <w:b/>
+          <w:bCs/>
+          <w:lang w:val="fr-FR"/>
+        </w:rPr>
+        <w:t>ClueLau demande un jeu d'enquête type Cluedo (enquête).</w:t>
+      </w:r>
+    </w:p>
+    <w:p>
+      <w:pPr>
+        <w:rPr>
+          <w:b/>
+          <w:bCs/>
+          <w:lang w:val="fr-FR"/>
+        </w:rPr>
+      </w:pPr>
+      <w:r>
+        <w:rPr>
+          <w:lang w:val="fr-FR"/>
+        </w:rPr>
+        <w:t xml:space="preserve">- </w:t>
+      </w:r>
+      <w:r>
+        <w:rPr>
+          <w:lang w:val="fr-FR"/>
+        </w:rPr>
+        <w:t>Le jeu se joue d</w:t>
+      </w:r>
+      <w:r>
+        <w:rPr>
+          <w:lang w:val="fr-FR"/>
+        </w:rPr>
+        <w:t xml:space="preserve">ans le </w:t>
+      </w:r>
+      <w:r>
+        <w:rPr>
+          <w:b/>
+          <w:bCs/>
+          <w:lang w:val="fr-FR"/>
+        </w:rPr>
+        <w:t>terminal</w:t>
+      </w:r>
+    </w:p>
+    <w:p>
+      <w:pPr>
+        <w:rPr>
+          <w:lang w:val="fr-FR"/>
+        </w:rPr>
+      </w:pPr>
+      <w:r>
+        <w:rPr>
+          <w:lang w:val="fr-FR"/>
+        </w:rPr>
+        <w:t xml:space="preserve">- </w:t>
+      </w:r>
+      <w:r>
+        <w:rPr>
+          <w:lang w:val="fr-FR"/>
+        </w:rPr>
+        <w:t>M</w:t>
+      </w:r>
+      <w:r>
+        <w:rPr>
+          <w:lang w:val="fr-FR"/>
+        </w:rPr>
+        <w:t xml:space="preserve">écanique de </w:t>
+      </w:r>
+      <w:r>
+        <w:rPr>
+          <w:b/>
+          <w:bCs/>
+          <w:lang w:val="fr-FR"/>
+        </w:rPr>
+        <w:t>déduction</w:t>
+      </w:r>
+      <w:r>
+        <w:rPr>
+          <w:lang w:val="fr-FR"/>
+        </w:rPr>
+        <w:t xml:space="preserve"> (par preuves / détails)</w:t>
+      </w:r>
+    </w:p>
+    <w:p>
+      <w:pPr>
+        <w:rPr>
+          <w:lang w:val="fr-FR"/>
+        </w:rPr>
+      </w:pPr>
+      <w:r>
+        <w:rPr>
+          <w:lang w:val="fr-FR"/>
+        </w:rPr>
+        <w:t xml:space="preserve">- </w:t>
+      </w:r>
+      <w:r>
+        <w:rPr>
+          <w:lang w:val="fr-FR"/>
+        </w:rPr>
+        <w:t>C</w:t>
+      </w:r>
+      <w:r>
+        <w:rPr>
+          <w:lang w:val="fr-FR"/>
+        </w:rPr>
+        <w:t xml:space="preserve">ombinaison </w:t>
+      </w:r>
+      <w:r>
+        <w:rPr>
+          <w:b/>
+          <w:bCs/>
+          <w:lang w:val="fr-FR"/>
+        </w:rPr>
+        <w:t>Secrète</w:t>
+      </w:r>
+    </w:p>
+    <w:p>
+      <w:pPr>
+        <w:rPr>
+          <w:lang w:val="fr-FR"/>
+        </w:rPr>
+      </w:pPr>
+      <w:r>
+        <w:rPr>
+          <w:lang w:val="fr-FR"/>
+        </w:rPr>
+        <w:t xml:space="preserve">- </w:t>
+      </w:r>
+      <w:r>
+        <w:rPr>
+          <w:b/>
+          <w:bCs/>
+          <w:lang w:val="fr-FR"/>
+        </w:rPr>
+        <w:t>Plusieurs joueurs</w:t>
+      </w:r>
+      <w:r>
+        <w:rPr>
+          <w:lang w:val="fr-FR"/>
+        </w:rPr>
+        <w:t xml:space="preserve"> peuvent participer</w:t>
+      </w:r>
+    </w:p>
+    <w:p>
+      <w:pPr>
+        <w:rPr>
+          <w:lang w:val="fr-FR"/>
+        </w:rPr>
+      </w:pPr>
+      <w:r>
+        <w:rPr>
+          <w:lang w:val="fr-FR"/>
+        </w:rPr>
+        <w:t xml:space="preserve">- joueurs humains </w:t>
+      </w:r>
+      <w:r>
+        <w:rPr>
+          <w:b/>
+          <w:bCs/>
+          <w:lang w:val="fr-FR"/>
+        </w:rPr>
+        <w:t>et</w:t>
+      </w:r>
+      <w:r>
+        <w:rPr>
+          <w:lang w:val="fr-FR"/>
+        </w:rPr>
+        <w:t xml:space="preserve"> ordinateurs</w:t>
+      </w:r>
+    </w:p>
+    <w:p>
+      <w:pPr>
+        <w:rPr>
+          <w:lang w:val="fr-FR"/>
+        </w:rPr>
+      </w:pPr>
+      <w:r>
+        <w:rPr>
+          <w:lang w:val="fr-FR"/>
+        </w:rPr>
+        <w:t xml:space="preserve">- </w:t>
+      </w:r>
+      <w:r>
+        <w:rPr>
+          <w:b/>
+          <w:bCs/>
+          <w:lang w:val="fr-FR"/>
+        </w:rPr>
+        <w:t>deux comportements</w:t>
+      </w:r>
+      <w:r>
+        <w:rPr>
+          <w:lang w:val="fr-FR"/>
+        </w:rPr>
+        <w:t xml:space="preserve"> d'intelligence artificielle :</w:t>
+      </w:r>
+    </w:p>
+    <w:p>
+      <w:pPr>
+        <w:rPr>
+          <w:lang w:val="fr-FR"/>
+        </w:rPr>
+      </w:pPr>
+      <w:r>
+        <w:rPr>
+          <w:lang w:val="fr-FR"/>
+        </w:rPr>
+        <w:t xml:space="preserve">    -&gt; 1 comportement </w:t>
+      </w:r>
+      <w:r>
+        <w:rPr>
+          <w:b/>
+          <w:bCs/>
+          <w:lang w:val="fr-FR"/>
+        </w:rPr>
+        <w:t>naïf</w:t>
+      </w:r>
+      <w:r>
+        <w:rPr>
+          <w:lang w:val="fr-FR"/>
+        </w:rPr>
+        <w:t xml:space="preserve">, </w:t>
+      </w:r>
+      <w:r>
+        <w:rPr>
+          <w:b/>
+          <w:bCs/>
+          <w:lang w:val="fr-FR"/>
+        </w:rPr>
+        <w:t>simple</w:t>
+      </w:r>
+    </w:p>
+    <w:p>
+      <w:pPr>
+        <w:rPr>
+          <w:lang w:val="fr-FR"/>
+        </w:rPr>
+      </w:pPr>
+      <w:r>
+        <w:rPr>
+          <w:lang w:val="fr-FR"/>
+        </w:rPr>
+        <w:t xml:space="preserve">    -&gt; 1 comportement </w:t>
+      </w:r>
+      <w:r>
+        <w:rPr>
+          <w:b/>
+          <w:bCs/>
+          <w:lang w:val="fr-FR"/>
+        </w:rPr>
+        <w:t>plus évolué</w:t>
+      </w:r>
+      <w:r>
+        <w:rPr>
+          <w:lang w:val="fr-FR"/>
+        </w:rPr>
+        <w:t>, capable de tenir compte de ce qui s'est passé pendant la partie (</w:t>
+      </w:r>
+      <w:r>
+        <w:rPr>
+          <w:b/>
+          <w:bCs/>
+          <w:lang w:val="fr-FR"/>
+        </w:rPr>
+        <w:t>mémorise</w:t>
+      </w:r>
+      <w:r>
+        <w:rPr>
+          <w:lang w:val="fr-FR"/>
+        </w:rPr>
+        <w:t xml:space="preserve"> les infos utiles et adopte une stratégie </w:t>
+      </w:r>
+      <w:r>
+        <w:rPr>
+          <w:b/>
+          <w:bCs/>
+          <w:lang w:val="fr-FR"/>
+        </w:rPr>
+        <w:t>subtile</w:t>
+      </w:r>
+      <w:r>
+        <w:rPr>
+          <w:lang w:val="fr-FR"/>
+        </w:rPr>
+        <w:t xml:space="preserve"> ou m</w:t>
+      </w:r>
+      <w:r>
+        <w:rPr>
+          <w:lang w:val="fr-FR"/>
+        </w:rPr>
+        <w:t>ême</w:t>
+      </w:r>
+      <w:r>
+        <w:rPr>
+          <w:lang w:val="fr-FR"/>
+        </w:rPr>
+        <w:t xml:space="preserve"> </w:t>
+      </w:r>
+      <w:r>
+        <w:rPr>
+          <w:b/>
+          <w:bCs/>
+          <w:lang w:val="fr-FR"/>
+        </w:rPr>
+        <w:t>trompeuse</w:t>
+      </w:r>
+      <w:r>
+        <w:rPr>
+          <w:lang w:val="fr-FR"/>
+        </w:rPr>
+        <w:t>)</w:t>
+      </w:r>
+    </w:p>
+    <w:p>
+      <w:pPr>
+        <w:rPr>
+          <w:b/>
+          <w:bCs/>
+          <w:lang w:val="fr-FR"/>
+        </w:rPr>
+      </w:pPr>
+      <w:r>
+        <w:rPr>
+          <w:lang w:val="fr-FR"/>
+        </w:rPr>
+        <w:t xml:space="preserve">- codé en </w:t>
+      </w:r>
+      <w:r>
+        <w:rPr>
+          <w:b/>
+          <w:bCs/>
+          <w:lang w:val="fr-FR"/>
+        </w:rPr>
+        <w:t>c</w:t>
+      </w:r>
+    </w:p>
+    <w:p>
+      <w:pPr>
+        <w:rPr>
+          <w:lang w:val="fr-FR"/>
+        </w:rPr>
+      </w:pPr>
+      <w:r>
+        <w:rPr>
+          <w:lang w:val="fr-FR"/>
+        </w:rPr>
+        <w:t xml:space="preserve">- </w:t>
+      </w:r>
+      <w:r>
+        <w:rPr>
+          <w:lang w:val="fr-FR"/>
+        </w:rPr>
+        <w:t xml:space="preserve">application </w:t>
+      </w:r>
+      <w:r>
+        <w:rPr>
+          <w:b/>
+          <w:bCs/>
+          <w:lang w:val="fr-FR"/>
+        </w:rPr>
+        <w:t>fonctionnelle</w:t>
+      </w:r>
+    </w:p>
+    <w:p>
+      <w:pPr>
+        <w:rPr>
+          <w:lang w:val="fr-FR"/>
+        </w:rPr>
+      </w:pPr>
+    </w:p>
+    <w:p>
+      <w:pPr>
+        <w:rPr>
+          <w:b/>
+          <w:bCs/>
+          <w:sz w:val="28"/>
+          <w:szCs w:val="28"/>
+          <w:lang w:val="fr-FR"/>
+        </w:rPr>
+      </w:pPr>
+      <w:r>
+        <w:rPr>
+          <w:b/>
+          <w:bCs/>
+          <w:sz w:val="28"/>
+          <w:szCs w:val="28"/>
+          <w:lang w:val="fr-FR"/>
+        </w:rPr>
+        <w:lastRenderedPageBreak/>
         <w:t>Besoins non fonctionnels</w:t>
       </w:r>
     </w:p>

--- a/Analyse de besoins.docx
+++ b/Analyse de besoins.docx
@@ -112,25 +112,7 @@
           <w:szCs w:val="22"/>
           <w:lang w:val="fr-FR"/>
         </w:rPr>
-        <w:t xml:space="preserve">tout le monde </w:t>
-      </w:r>
-      <w:proofErr w:type="gramStart"/>
-      <w:r>
-        <w:rPr>
-          <w:sz w:val="22"/>
-          <w:szCs w:val="22"/>
-          <w:lang w:val="fr-FR"/>
-        </w:rPr>
-        <w:t>est</w:t>
-      </w:r>
-      <w:proofErr w:type="gramEnd"/>
-      <w:r>
-        <w:rPr>
-          <w:sz w:val="22"/>
-          <w:szCs w:val="22"/>
-          <w:lang w:val="fr-FR"/>
-        </w:rPr>
-        <w:t xml:space="preserve"> rajouté.</w:t>
+        <w:t>tout le monde est rajouté.</w:t>
       </w:r>
     </w:p>
     <w:p>
@@ -149,87 +131,214 @@
         </w:rPr>
         <w:t>Le jeu choisit un personnage une arme et un lieu au hasard mais ne les montre pas</w:t>
       </w:r>
-    </w:p>
-    <w:p>
-      <w:pPr>
-        <w:rPr>
-          <w:sz w:val="22"/>
-          <w:szCs w:val="22"/>
-          <w:lang w:val="fr-FR"/>
-        </w:rPr>
-      </w:pPr>
-      <w:r>
-        <w:rPr>
-          <w:sz w:val="22"/>
-          <w:szCs w:val="22"/>
-          <w:lang w:val="fr-FR"/>
-        </w:rPr>
-        <w:t>Chaque tour le joueur a le choix entre se déplacer dans une autre pièce ou interagir avec l’environnement (qui lui sera pr</w:t>
-      </w:r>
-      <w:r>
-        <w:rPr>
-          <w:sz w:val="22"/>
-          <w:szCs w:val="22"/>
-          <w:lang w:val="fr-FR"/>
-        </w:rPr>
-        <w:t>é</w:t>
-      </w:r>
-      <w:r>
-        <w:rPr>
-          <w:sz w:val="22"/>
-          <w:szCs w:val="22"/>
-          <w:lang w:val="fr-FR"/>
-        </w:rPr>
-        <w:t>senté en tant que description</w:t>
-      </w:r>
-      <w:r>
-        <w:rPr>
-          <w:sz w:val="22"/>
-          <w:szCs w:val="22"/>
-          <w:lang w:val="fr-FR"/>
-        </w:rPr>
-        <w:t>)</w:t>
-      </w:r>
-      <w:r>
-        <w:rPr>
-          <w:sz w:val="22"/>
-          <w:szCs w:val="22"/>
-          <w:lang w:val="fr-FR"/>
-        </w:rPr>
-        <w:t xml:space="preserve"> ou piocher une « carte »</w:t>
-      </w:r>
-    </w:p>
-    <w:p>
-      <w:pPr>
-        <w:rPr>
-          <w:sz w:val="22"/>
-          <w:szCs w:val="22"/>
-          <w:lang w:val="fr-FR"/>
-        </w:rPr>
-      </w:pPr>
-      <w:r>
-        <w:rPr>
-          <w:sz w:val="22"/>
-          <w:szCs w:val="22"/>
-          <w:lang w:val="fr-FR"/>
-        </w:rPr>
-        <w:t>Il aura aussi le choix de faire une d</w:t>
-      </w:r>
-      <w:r>
-        <w:rPr>
-          <w:sz w:val="22"/>
-          <w:szCs w:val="22"/>
-          <w:lang w:val="fr-FR"/>
-        </w:rPr>
-        <w:t>é</w:t>
-      </w:r>
-      <w:r>
-        <w:rPr>
-          <w:sz w:val="22"/>
-          <w:szCs w:val="22"/>
-          <w:lang w:val="fr-FR"/>
-        </w:rPr>
-        <w:t>duction (créer une hypothèse)</w:t>
+      <w:r>
+        <w:rPr>
+          <w:sz w:val="22"/>
+          <w:szCs w:val="22"/>
+          <w:lang w:val="fr-FR"/>
+        </w:rPr>
+        <w:t>, puis distribue des cartes à chaque joueur, dont les noms seront visibles pendant son tour</w:t>
+      </w:r>
+    </w:p>
+    <w:p>
+      <w:pPr>
+        <w:rPr>
+          <w:sz w:val="22"/>
+          <w:szCs w:val="22"/>
+          <w:lang w:val="fr-FR"/>
+        </w:rPr>
+      </w:pPr>
+      <w:r>
+        <w:rPr>
+          <w:sz w:val="22"/>
+          <w:szCs w:val="22"/>
+          <w:lang w:val="fr-FR"/>
+        </w:rPr>
+        <w:t>Chaque tour le joueur a le choix entre se déplacer dans une autre pièce</w:t>
+      </w:r>
+    </w:p>
+    <w:p>
+      <w:pPr>
+        <w:rPr>
+          <w:sz w:val="22"/>
+          <w:szCs w:val="22"/>
+          <w:lang w:val="fr-FR"/>
+        </w:rPr>
+      </w:pPr>
+      <w:r>
+        <w:rPr>
+          <w:sz w:val="22"/>
+          <w:szCs w:val="22"/>
+          <w:lang w:val="fr-FR"/>
+        </w:rPr>
+        <w:t>-&gt; ils ont une chance sur 6 de piocher une carte par tour</w:t>
+      </w:r>
+    </w:p>
+    <w:p>
+      <w:pPr>
+        <w:rPr>
+          <w:sz w:val="22"/>
+          <w:szCs w:val="22"/>
+          <w:lang w:val="fr-FR"/>
+        </w:rPr>
+      </w:pPr>
+      <w:r>
+        <w:rPr>
+          <w:sz w:val="22"/>
+          <w:szCs w:val="22"/>
+          <w:lang w:val="fr-FR"/>
+        </w:rPr>
+        <w:t>Il aura aussi le choix de faire une</w:t>
+      </w:r>
+      <w:r>
+        <w:rPr>
+          <w:sz w:val="22"/>
+          <w:szCs w:val="22"/>
+          <w:lang w:val="fr-FR"/>
+        </w:rPr>
+        <w:t xml:space="preserve"> suggestion (</w:t>
+      </w:r>
+      <w:r>
+        <w:rPr>
+          <w:sz w:val="22"/>
+          <w:szCs w:val="22"/>
+          <w:lang w:val="fr-FR"/>
+        </w:rPr>
+        <w:t>créer une hypothèse)</w:t>
+      </w:r>
+    </w:p>
+    <w:p>
+      <w:pPr>
+        <w:rPr>
+          <w:sz w:val="22"/>
+          <w:szCs w:val="22"/>
+          <w:lang w:val="fr-FR"/>
+        </w:rPr>
+      </w:pPr>
+      <w:r>
+        <w:rPr>
+          <w:sz w:val="22"/>
+          <w:szCs w:val="22"/>
+          <w:lang w:val="fr-FR"/>
+        </w:rPr>
+        <w:t>Le jeu lui indiquera si d’autres joueurs ont une des cartes présentes dans sa suggestion</w:t>
+      </w:r>
+    </w:p>
+    <w:p>
+      <w:pPr>
+        <w:rPr>
+          <w:sz w:val="22"/>
+          <w:szCs w:val="22"/>
+          <w:lang w:val="fr-FR"/>
+        </w:rPr>
+      </w:pPr>
+      <w:r>
+        <w:rPr>
+          <w:sz w:val="22"/>
+          <w:szCs w:val="22"/>
+          <w:lang w:val="fr-FR"/>
+        </w:rPr>
+        <w:t xml:space="preserve"> -&gt; Chacun leur tour bien sûr comme dans le vrai</w:t>
+      </w:r>
+    </w:p>
+    <w:p>
+      <w:pPr>
+        <w:rPr>
+          <w:sz w:val="22"/>
+          <w:szCs w:val="22"/>
+          <w:lang w:val="fr-FR"/>
+        </w:rPr>
+      </w:pPr>
+      <w:r>
+        <w:rPr>
+          <w:sz w:val="22"/>
+          <w:szCs w:val="22"/>
+          <w:lang w:val="fr-FR"/>
+        </w:rPr>
+        <w:t xml:space="preserve">Pendant le tour des </w:t>
+      </w:r>
+      <w:r>
+        <w:rPr>
+          <w:sz w:val="22"/>
+          <w:szCs w:val="22"/>
+          <w:lang w:val="fr-FR"/>
+        </w:rPr>
+        <w:t>IA</w:t>
+      </w:r>
+      <w:r>
+        <w:rPr>
+          <w:sz w:val="22"/>
+          <w:szCs w:val="22"/>
+          <w:lang w:val="fr-FR"/>
+        </w:rPr>
+        <w:t xml:space="preserve"> des phrases s’afficheront qui indiqueront leurs actions</w:t>
+      </w:r>
+      <w:r>
+        <w:rPr>
+          <w:sz w:val="22"/>
+          <w:szCs w:val="22"/>
+          <w:lang w:val="fr-FR"/>
+        </w:rPr>
+        <w:t xml:space="preserve"> (avec des temps entre les actions au hasard pour fausser une réflexion)</w:t>
+      </w:r>
+    </w:p>
+    <w:p>
+      <w:pPr>
+        <w:rPr>
+          <w:sz w:val="22"/>
+          <w:szCs w:val="22"/>
+          <w:lang w:val="fr-FR"/>
+        </w:rPr>
+      </w:pPr>
+      <w:r>
+        <w:rPr>
+          <w:sz w:val="22"/>
+          <w:szCs w:val="22"/>
+          <w:lang w:val="fr-FR"/>
+        </w:rPr>
+        <w:t>Les joueurs ont le choix de faire une accusation (une fois par partie)</w:t>
+      </w:r>
+      <w:r>
+        <w:rPr>
+          <w:sz w:val="22"/>
+          <w:szCs w:val="22"/>
+          <w:lang w:val="fr-FR"/>
+        </w:rPr>
+        <w:t xml:space="preserve"> en écrivant les initiaux des 3 cartes (le fameux code)</w:t>
+      </w:r>
+    </w:p>
+    <w:p>
+      <w:pPr>
+        <w:rPr>
+          <w:sz w:val="22"/>
+          <w:szCs w:val="22"/>
+          <w:lang w:val="fr-FR"/>
+        </w:rPr>
+      </w:pPr>
+      <w:r>
+        <w:rPr>
+          <w:sz w:val="22"/>
+          <w:szCs w:val="22"/>
+          <w:lang w:val="fr-FR"/>
+        </w:rPr>
+        <w:t xml:space="preserve"> -&gt; si c’est juste il a gagné</w:t>
+      </w:r>
+    </w:p>
+    <w:p>
+      <w:pPr>
+        <w:rPr>
+          <w:sz w:val="22"/>
+          <w:szCs w:val="22"/>
+          <w:lang w:val="fr-FR"/>
+        </w:rPr>
+      </w:pPr>
+      <w:r>
+        <w:rPr>
+          <w:sz w:val="22"/>
+          <w:szCs w:val="22"/>
+          <w:lang w:val="fr-FR"/>
+        </w:rPr>
+        <w:t xml:space="preserve"> -&gt; si c’est faux il a perdu et les autres joueurs seront invités à regarder ses cartes qui seront affichées pendant 10 secondes sur l’écran et sera rajouté dans le répertoire des connaissances des IA</w:t>
       </w:r>
     </w:p>
     <w:p>
@@ -404,6 +513,7 @@
         <w:rPr>
           <w:lang w:val="fr-FR"/>
         </w:rPr>
+        <w:lastRenderedPageBreak/>
         <w:t xml:space="preserve">- </w:t>
       </w:r>
       <w:r>
@@ -666,7 +776,6 @@
           <w:szCs w:val="28"/>
           <w:lang w:val="fr-FR"/>
         </w:rPr>
-        <w:lastRenderedPageBreak/>
         <w:t>Besoins non fonctionnels</w:t>
       </w:r>
     </w:p>

--- a/Analyse de besoins.docx
+++ b/Analyse de besoins.docx
@@ -5,19 +5,17 @@
     <w:p>
       <w:pPr>
         <w:rPr>
+          <w:sz w:val="22"/>
+          <w:szCs w:val="22"/>
+          <w:lang w:val="fr-FR"/>
+        </w:rPr>
+      </w:pPr>
+      <w:r>
+        <w:rPr>
           <w:b/>
           <w:bCs/>
-          <w:sz w:val="36"/>
-          <w:szCs w:val="36"/>
-          <w:lang w:val="fr-FR"/>
-        </w:rPr>
-      </w:pPr>
-      <w:r>
-        <w:rPr>
-          <w:b/>
-          <w:bCs/>
-          <w:sz w:val="36"/>
-          <w:szCs w:val="36"/>
+          <w:sz w:val="22"/>
+          <w:szCs w:val="22"/>
           <w:lang w:val="fr-FR"/>
         </w:rPr>
         <w:t>Analyse de besoins</w:t>
@@ -25,13 +23,30 @@
     </w:p>
     <w:p>
       <w:pPr>
+        <w:rPr>
+          <w:sz w:val="22"/>
+          <w:szCs w:val="22"/>
+          <w:lang w:val="fr-FR"/>
+        </w:rPr>
+      </w:pPr>
+      <w:r>
         <w:rPr>
           <w:b/>
           <w:bCs/>
           <w:i/>
           <w:iCs/>
-          <w:sz w:val="28"/>
-          <w:szCs w:val="28"/>
+          <w:sz w:val="22"/>
+          <w:szCs w:val="22"/>
+          <w:lang w:val="fr-FR"/>
+        </w:rPr>
+        <w:t>Date limite : 29/05/2026</w:t>
+      </w:r>
+    </w:p>
+    <w:p>
+      <w:pPr>
+        <w:rPr>
+          <w:sz w:val="22"/>
+          <w:szCs w:val="22"/>
           <w:lang w:val="fr-FR"/>
         </w:rPr>
       </w:pPr>
@@ -41,321 +56,382 @@
           <w:bCs/>
           <w:i/>
           <w:iCs/>
-          <w:sz w:val="28"/>
-          <w:szCs w:val="28"/>
-          <w:lang w:val="fr-FR"/>
-        </w:rPr>
-        <w:t>Date limite : 29/05/2026</w:t>
-      </w:r>
-    </w:p>
-    <w:p>
-      <w:pPr>
+          <w:sz w:val="22"/>
+          <w:szCs w:val="22"/>
+          <w:lang w:val="fr-FR"/>
+        </w:rPr>
+        <w:t>                                                                                  </w:t>
+      </w:r>
+      <w:r>
         <w:rPr>
           <w:b/>
           <w:bCs/>
           <w:i/>
           <w:iCs/>
-          <w:sz w:val="28"/>
-          <w:szCs w:val="28"/>
-          <w:lang w:val="fr-FR"/>
-        </w:rPr>
-      </w:pPr>
-    </w:p>
-    <w:p>
-      <w:pPr>
+          <w:sz w:val="22"/>
+          <w:szCs w:val="22"/>
+          <w:lang w:val="fr-FR"/>
+        </w:rPr>
+        <w:tab/>
+      </w:r>
+    </w:p>
+    <w:p>
+      <w:pPr>
+        <w:rPr>
+          <w:sz w:val="22"/>
+          <w:szCs w:val="22"/>
+          <w:lang w:val="fr-FR"/>
+        </w:rPr>
+      </w:pPr>
+      <w:r>
         <w:rPr>
           <w:b/>
           <w:bCs/>
-          <w:sz w:val="28"/>
-          <w:szCs w:val="28"/>
+          <w:sz w:val="22"/>
+          <w:szCs w:val="22"/>
+          <w:lang w:val="fr-FR"/>
+        </w:rPr>
+        <w:t>Les 2 principaux partis prenants</w:t>
+      </w:r>
+    </w:p>
+    <w:p>
+      <w:pPr>
+        <w:rPr>
+          <w:sz w:val="22"/>
+          <w:szCs w:val="22"/>
+          <w:lang w:val="fr-FR"/>
+        </w:rPr>
+      </w:pPr>
+      <w:r>
+        <w:rPr>
+          <w:sz w:val="22"/>
+          <w:szCs w:val="22"/>
+          <w:lang w:val="fr-FR"/>
+        </w:rPr>
+        <w:t>- ClueLau : Ont besoin d’un jeu fonctionnel à commercialiser</w:t>
+      </w:r>
+    </w:p>
+    <w:p>
+      <w:pPr>
+        <w:rPr>
+          <w:sz w:val="22"/>
+          <w:szCs w:val="22"/>
+          <w:lang w:val="fr-FR"/>
+        </w:rPr>
+      </w:pPr>
+      <w:r>
+        <w:rPr>
+          <w:sz w:val="22"/>
+          <w:szCs w:val="22"/>
+          <w:lang w:val="fr-FR"/>
+        </w:rPr>
+        <w:t>- Joueurs : Ont besoin d’un jeu fonctionnel rejouable et divertissant</w:t>
+      </w:r>
+    </w:p>
+    <w:p>
+      <w:pPr>
+        <w:rPr>
+          <w:sz w:val="22"/>
+          <w:szCs w:val="22"/>
+          <w:lang w:val="fr-FR"/>
         </w:rPr>
       </w:pPr>
       <w:r>
         <w:rPr>
           <w:b/>
           <w:bCs/>
-          <w:sz w:val="28"/>
-          <w:szCs w:val="28"/>
-          <w:lang w:val="fr-FR"/>
-        </w:rPr>
-        <w:t xml:space="preserve">Déroulement du jeu </w:t>
-      </w:r>
+          <w:i/>
+          <w:iCs/>
+          <w:sz w:val="22"/>
+          <w:szCs w:val="22"/>
+          <w:lang w:val="fr-FR"/>
+        </w:rPr>
+        <w:t> </w:t>
+      </w:r>
+    </w:p>
+    <w:p>
+      <w:pPr>
+        <w:rPr>
+          <w:sz w:val="22"/>
+          <w:szCs w:val="22"/>
+          <w:lang w:val="fr-FR"/>
+        </w:rPr>
+      </w:pPr>
       <w:r>
         <w:rPr>
           <w:b/>
           <w:bCs/>
-          <w:sz w:val="28"/>
-          <w:szCs w:val="28"/>
-        </w:rPr>
-        <w:t>:</w:t>
-      </w:r>
-    </w:p>
-    <w:p>
-      <w:pPr>
-        <w:rPr>
-          <w:sz w:val="22"/>
-          <w:szCs w:val="22"/>
-          <w:lang w:val="fr-FR"/>
-        </w:rPr>
-      </w:pPr>
-      <w:r>
-        <w:rPr>
-          <w:sz w:val="22"/>
-          <w:szCs w:val="22"/>
-          <w:lang w:val="fr-FR"/>
-        </w:rPr>
-        <w:t xml:space="preserve">Au début de la partie le menu permettra de rajouter un vrai joueur ou un ordi (au choix) jusqu’à ce que </w:t>
-      </w:r>
-      <w:r>
-        <w:rPr>
-          <w:sz w:val="22"/>
-          <w:szCs w:val="22"/>
-          <w:lang w:val="fr-FR"/>
-        </w:rPr>
-        <w:t>tout le monde est rajouté.</w:t>
-      </w:r>
-    </w:p>
-    <w:p>
-      <w:pPr>
-        <w:rPr>
-          <w:sz w:val="22"/>
-          <w:szCs w:val="22"/>
-          <w:lang w:val="fr-FR"/>
-        </w:rPr>
-      </w:pPr>
-      <w:r>
-        <w:rPr>
-          <w:sz w:val="22"/>
-          <w:szCs w:val="22"/>
-          <w:lang w:val="fr-FR"/>
-        </w:rPr>
-        <w:t>Le jeu choisit un personnage une arme et un lieu au hasard mais ne les montre pas</w:t>
-      </w:r>
-      <w:r>
-        <w:rPr>
-          <w:sz w:val="22"/>
-          <w:szCs w:val="22"/>
-          <w:lang w:val="fr-FR"/>
-        </w:rPr>
-        <w:t>, puis distribue des cartes à chaque joueur, dont les noms seront visibles pendant son tour</w:t>
-      </w:r>
-    </w:p>
-    <w:p>
-      <w:pPr>
-        <w:rPr>
-          <w:sz w:val="22"/>
-          <w:szCs w:val="22"/>
-          <w:lang w:val="fr-FR"/>
-        </w:rPr>
-      </w:pPr>
-      <w:r>
-        <w:rPr>
-          <w:sz w:val="22"/>
-          <w:szCs w:val="22"/>
-          <w:lang w:val="fr-FR"/>
-        </w:rPr>
-        <w:t>Chaque tour le joueur a le choix entre se déplacer dans une autre pièce</w:t>
-      </w:r>
-    </w:p>
-    <w:p>
-      <w:pPr>
-        <w:rPr>
-          <w:sz w:val="22"/>
-          <w:szCs w:val="22"/>
-          <w:lang w:val="fr-FR"/>
-        </w:rPr>
-      </w:pPr>
-      <w:r>
-        <w:rPr>
-          <w:sz w:val="22"/>
-          <w:szCs w:val="22"/>
-          <w:lang w:val="fr-FR"/>
-        </w:rPr>
-        <w:t>-&gt; ils ont une chance sur 6 de piocher une carte par tour</w:t>
-      </w:r>
-    </w:p>
-    <w:p>
-      <w:pPr>
-        <w:rPr>
-          <w:sz w:val="22"/>
-          <w:szCs w:val="22"/>
-          <w:lang w:val="fr-FR"/>
-        </w:rPr>
-      </w:pPr>
-      <w:r>
-        <w:rPr>
-          <w:sz w:val="22"/>
-          <w:szCs w:val="22"/>
-          <w:lang w:val="fr-FR"/>
-        </w:rPr>
-        <w:t>Il aura aussi le choix de faire une</w:t>
-      </w:r>
-      <w:r>
-        <w:rPr>
-          <w:sz w:val="22"/>
-          <w:szCs w:val="22"/>
-          <w:lang w:val="fr-FR"/>
-        </w:rPr>
-        <w:t xml:space="preserve"> suggestion (</w:t>
-      </w:r>
-      <w:r>
-        <w:rPr>
-          <w:sz w:val="22"/>
-          <w:szCs w:val="22"/>
-          <w:lang w:val="fr-FR"/>
-        </w:rPr>
-        <w:t>créer une hypothèse)</w:t>
-      </w:r>
-    </w:p>
-    <w:p>
-      <w:pPr>
-        <w:rPr>
-          <w:sz w:val="22"/>
-          <w:szCs w:val="22"/>
-          <w:lang w:val="fr-FR"/>
-        </w:rPr>
-      </w:pPr>
-      <w:r>
-        <w:rPr>
-          <w:sz w:val="22"/>
-          <w:szCs w:val="22"/>
-          <w:lang w:val="fr-FR"/>
-        </w:rPr>
-        <w:t>Le jeu lui indiquera si d’autres joueurs ont une des cartes présentes dans sa suggestion</w:t>
-      </w:r>
-    </w:p>
-    <w:p>
-      <w:pPr>
-        <w:rPr>
-          <w:sz w:val="22"/>
-          <w:szCs w:val="22"/>
-          <w:lang w:val="fr-FR"/>
-        </w:rPr>
-      </w:pPr>
-      <w:r>
-        <w:rPr>
-          <w:sz w:val="22"/>
-          <w:szCs w:val="22"/>
-          <w:lang w:val="fr-FR"/>
-        </w:rPr>
-        <w:t xml:space="preserve"> -&gt; Chacun leur tour bien sûr comme dans le vrai</w:t>
-      </w:r>
-    </w:p>
-    <w:p>
-      <w:pPr>
-        <w:rPr>
-          <w:sz w:val="22"/>
-          <w:szCs w:val="22"/>
-          <w:lang w:val="fr-FR"/>
-        </w:rPr>
-      </w:pPr>
-      <w:r>
-        <w:rPr>
-          <w:sz w:val="22"/>
-          <w:szCs w:val="22"/>
-          <w:lang w:val="fr-FR"/>
-        </w:rPr>
-        <w:t xml:space="preserve">Pendant le tour des </w:t>
-      </w:r>
-      <w:r>
-        <w:rPr>
-          <w:sz w:val="22"/>
-          <w:szCs w:val="22"/>
-          <w:lang w:val="fr-FR"/>
-        </w:rPr>
-        <w:t>IA</w:t>
-      </w:r>
-      <w:r>
-        <w:rPr>
-          <w:sz w:val="22"/>
-          <w:szCs w:val="22"/>
-          <w:lang w:val="fr-FR"/>
-        </w:rPr>
-        <w:t xml:space="preserve"> des phrases s’afficheront qui indiqueront leurs actions</w:t>
-      </w:r>
-      <w:r>
-        <w:rPr>
-          <w:sz w:val="22"/>
-          <w:szCs w:val="22"/>
-          <w:lang w:val="fr-FR"/>
-        </w:rPr>
-        <w:t xml:space="preserve"> (avec des temps entre les actions au hasard pour fausser une réflexion)</w:t>
-      </w:r>
-    </w:p>
-    <w:p>
-      <w:pPr>
-        <w:rPr>
-          <w:sz w:val="22"/>
-          <w:szCs w:val="22"/>
-          <w:lang w:val="fr-FR"/>
-        </w:rPr>
-      </w:pPr>
-      <w:r>
-        <w:rPr>
-          <w:sz w:val="22"/>
-          <w:szCs w:val="22"/>
-          <w:lang w:val="fr-FR"/>
-        </w:rPr>
-        <w:t>Les joueurs ont le choix de faire une accusation (une fois par partie)</w:t>
-      </w:r>
-      <w:r>
-        <w:rPr>
-          <w:sz w:val="22"/>
-          <w:szCs w:val="22"/>
-          <w:lang w:val="fr-FR"/>
-        </w:rPr>
-        <w:t xml:space="preserve"> en écrivant les initiaux des 3 cartes (le fameux code)</w:t>
-      </w:r>
-    </w:p>
-    <w:p>
-      <w:pPr>
-        <w:rPr>
-          <w:sz w:val="22"/>
-          <w:szCs w:val="22"/>
-          <w:lang w:val="fr-FR"/>
-        </w:rPr>
-      </w:pPr>
-      <w:r>
-        <w:rPr>
-          <w:sz w:val="22"/>
-          <w:szCs w:val="22"/>
-          <w:lang w:val="fr-FR"/>
-        </w:rPr>
-        <w:t xml:space="preserve"> -&gt; si c’est juste il a gagné</w:t>
-      </w:r>
-    </w:p>
-    <w:p>
-      <w:pPr>
-        <w:rPr>
-          <w:sz w:val="22"/>
-          <w:szCs w:val="22"/>
-          <w:lang w:val="fr-FR"/>
-        </w:rPr>
-      </w:pPr>
-      <w:r>
-        <w:rPr>
-          <w:sz w:val="22"/>
-          <w:szCs w:val="22"/>
-          <w:lang w:val="fr-FR"/>
-        </w:rPr>
-        <w:t xml:space="preserve"> -&gt; si c’est faux il a perdu et les autres joueurs seront invités à regarder ses cartes qui seront affichées pendant 10 secondes sur l’écran et sera rajouté dans le répertoire des connaissances des IA</w:t>
-      </w:r>
-    </w:p>
-    <w:p>
-      <w:pPr>
-        <w:rPr>
-          <w:lang w:val="fr-FR"/>
-        </w:rPr>
-      </w:pPr>
-    </w:p>
-    <w:p>
-      <w:pPr>
-        <w:jc w:val="both"/>
+          <w:sz w:val="22"/>
+          <w:szCs w:val="22"/>
+          <w:lang w:val="fr-FR"/>
+        </w:rPr>
+        <w:t>Déroulement du jeu :</w:t>
+      </w:r>
+    </w:p>
+    <w:p>
+      <w:pPr>
+        <w:rPr>
+          <w:sz w:val="22"/>
+          <w:szCs w:val="22"/>
+          <w:lang w:val="fr-FR"/>
+        </w:rPr>
+      </w:pPr>
+      <w:r>
+        <w:rPr>
+          <w:sz w:val="22"/>
+          <w:szCs w:val="22"/>
+          <w:lang w:val="fr-FR"/>
+        </w:rPr>
+        <w:t>Au début de la partie le menu permettra de rajouter un vrai joueur ou un ordi (au choix) jusqu’à ce que tout le monde soit ajouté.</w:t>
+      </w:r>
+    </w:p>
+    <w:p>
+      <w:pPr>
+        <w:rPr>
+          <w:sz w:val="22"/>
+          <w:szCs w:val="22"/>
+          <w:lang w:val="fr-FR"/>
+        </w:rPr>
+      </w:pPr>
+      <w:r>
+        <w:rPr>
+          <w:sz w:val="22"/>
+          <w:szCs w:val="22"/>
+          <w:lang w:val="fr-FR"/>
+        </w:rPr>
+        <w:t>Le jeu choisit un personnage une arme et un lieu au hasard mais ne les montre pas, puis distribue des cartes à chaque joueur, dont les noms seront visibles pendant son tour</w:t>
+      </w:r>
+    </w:p>
+    <w:p>
+      <w:pPr>
+        <w:rPr>
+          <w:sz w:val="22"/>
+          <w:szCs w:val="22"/>
+          <w:lang w:val="fr-FR"/>
+        </w:rPr>
+      </w:pPr>
+      <w:r>
+        <w:rPr>
+          <w:sz w:val="22"/>
+          <w:szCs w:val="22"/>
+          <w:lang w:val="fr-FR"/>
+        </w:rPr>
+        <w:t>Chaque tour commence par le joueur qui a 1 chance sur 6 de piocher une carte (le jeu affichera si c’est le cas ou pas puis affichera la carte</w:t>
+      </w:r>
+    </w:p>
+    <w:p>
+      <w:pPr>
+        <w:rPr>
+          <w:sz w:val="22"/>
+          <w:szCs w:val="22"/>
+          <w:lang w:val="fr-FR"/>
+        </w:rPr>
+      </w:pPr>
+      <w:r>
+        <w:rPr>
+          <w:sz w:val="22"/>
+          <w:szCs w:val="22"/>
+          <w:lang w:val="fr-FR"/>
+        </w:rPr>
+        <w:t>Il peut ensuite se déplacer dans une chambre au choix</w:t>
+      </w:r>
+    </w:p>
+    <w:p>
+      <w:pPr>
+        <w:rPr>
+          <w:sz w:val="22"/>
+          <w:szCs w:val="22"/>
+          <w:lang w:val="fr-FR"/>
+        </w:rPr>
+      </w:pPr>
+      <w:r>
+        <w:rPr>
+          <w:sz w:val="22"/>
+          <w:szCs w:val="22"/>
+          <w:lang w:val="fr-FR"/>
+        </w:rPr>
+        <w:t xml:space="preserve">Il aura aussi le choix de poser </w:t>
+      </w:r>
+      <w:proofErr w:type="gramStart"/>
+      <w:r>
+        <w:rPr>
+          <w:sz w:val="22"/>
+          <w:szCs w:val="22"/>
+          <w:lang w:val="fr-FR"/>
+        </w:rPr>
+        <w:t>une questions</w:t>
+      </w:r>
+      <w:proofErr w:type="gramEnd"/>
+      <w:r>
+        <w:rPr>
+          <w:sz w:val="22"/>
+          <w:szCs w:val="22"/>
+          <w:lang w:val="fr-FR"/>
+        </w:rPr>
+        <w:t xml:space="preserve"> à </w:t>
+      </w:r>
+      <w:proofErr w:type="gramStart"/>
+      <w:r>
+        <w:rPr>
+          <w:sz w:val="22"/>
+          <w:szCs w:val="22"/>
+          <w:lang w:val="fr-FR"/>
+        </w:rPr>
+        <w:t>un  joueurs</w:t>
+      </w:r>
+      <w:proofErr w:type="gramEnd"/>
+      <w:r>
+        <w:rPr>
+          <w:sz w:val="22"/>
+          <w:szCs w:val="22"/>
+          <w:lang w:val="fr-FR"/>
+        </w:rPr>
+        <w:t xml:space="preserve"> (créer une hypothèse)</w:t>
+      </w:r>
+    </w:p>
+    <w:p>
+      <w:pPr>
+        <w:rPr>
+          <w:sz w:val="22"/>
+          <w:szCs w:val="22"/>
+          <w:lang w:val="fr-FR"/>
+        </w:rPr>
+      </w:pPr>
+      <w:r>
+        <w:rPr>
+          <w:sz w:val="22"/>
+          <w:szCs w:val="22"/>
+          <w:lang w:val="fr-FR"/>
+        </w:rPr>
+        <w:t>Le jeu lui indiquera si d’autres joueurs ont une des cartes présentes dans sa question</w:t>
+      </w:r>
+    </w:p>
+    <w:p>
+      <w:pPr>
+        <w:rPr>
+          <w:sz w:val="22"/>
+          <w:szCs w:val="22"/>
+          <w:lang w:val="fr-FR"/>
+        </w:rPr>
+      </w:pPr>
+      <w:r>
+        <w:rPr>
+          <w:sz w:val="22"/>
+          <w:szCs w:val="22"/>
+          <w:lang w:val="fr-FR"/>
+        </w:rPr>
+        <w:t> -&gt; Chacun leur tour bien sûr comme dans le vrai jeu</w:t>
+      </w:r>
+    </w:p>
+    <w:p>
+      <w:pPr>
+        <w:rPr>
+          <w:sz w:val="22"/>
+          <w:szCs w:val="22"/>
+          <w:lang w:val="fr-FR"/>
+        </w:rPr>
+      </w:pPr>
+      <w:r>
+        <w:rPr>
+          <w:sz w:val="22"/>
+          <w:szCs w:val="22"/>
+          <w:lang w:val="fr-FR"/>
+        </w:rPr>
+        <w:t>Pendant le tour des IA des phrases s’afficheront qui indiqueront leurs actions (avec des temps entre les actions au hasard pour fausser une réflexion)</w:t>
+      </w:r>
+    </w:p>
+    <w:p>
+      <w:pPr>
+        <w:rPr>
+          <w:sz w:val="22"/>
+          <w:szCs w:val="22"/>
+          <w:lang w:val="fr-FR"/>
+        </w:rPr>
+      </w:pPr>
+      <w:r>
+        <w:rPr>
+          <w:sz w:val="22"/>
+          <w:szCs w:val="22"/>
+          <w:lang w:val="fr-FR"/>
+        </w:rPr>
+        <w:t>Les joueurs ont le choix de faire une accusation (une fois par partie) en écrivant les noms des 3 cartes (le fameux code)</w:t>
+      </w:r>
+    </w:p>
+    <w:p>
+      <w:pPr>
+        <w:rPr>
+          <w:sz w:val="22"/>
+          <w:szCs w:val="22"/>
+          <w:lang w:val="fr-FR"/>
+        </w:rPr>
+      </w:pPr>
+      <w:r>
+        <w:rPr>
+          <w:sz w:val="22"/>
+          <w:szCs w:val="22"/>
+          <w:lang w:val="fr-FR"/>
+        </w:rPr>
+        <w:t> -&gt; si c’est juste il a gagné</w:t>
+      </w:r>
+    </w:p>
+    <w:p>
+      <w:pPr>
+        <w:rPr>
+          <w:sz w:val="22"/>
+          <w:szCs w:val="22"/>
+          <w:lang w:val="fr-FR"/>
+        </w:rPr>
+      </w:pPr>
+      <w:r>
+        <w:rPr>
+          <w:sz w:val="22"/>
+          <w:szCs w:val="22"/>
+          <w:lang w:val="fr-FR"/>
+        </w:rPr>
+        <w:t> -&gt; si c’est faux il a perdu et les autres joueurs seront invités à regarder ses cartes qui seront affichées pendant 10 secondes sur l’écran et sera rajouté dans le répertoire des connaissances des IA</w:t>
+      </w:r>
+    </w:p>
+    <w:p>
+      <w:pPr>
+        <w:rPr>
+          <w:sz w:val="22"/>
+          <w:szCs w:val="22"/>
+          <w:lang w:val="fr-FR"/>
+        </w:rPr>
+      </w:pPr>
+      <w:r>
+        <w:rPr>
+          <w:sz w:val="22"/>
+          <w:szCs w:val="22"/>
+          <w:lang w:val="fr-FR"/>
+        </w:rPr>
+        <w:t> </w:t>
+      </w:r>
+    </w:p>
+    <w:p>
+      <w:pPr>
+        <w:rPr>
+          <w:sz w:val="22"/>
+          <w:szCs w:val="22"/>
+          <w:lang w:val="fr-FR"/>
+        </w:rPr>
+      </w:pPr>
+      <w:r>
         <w:rPr>
           <w:b/>
           <w:bCs/>
-          <w:sz w:val="28"/>
-          <w:szCs w:val="28"/>
+          <w:sz w:val="22"/>
+          <w:szCs w:val="22"/>
+          <w:lang w:val="fr-FR"/>
+        </w:rPr>
+        <w:t> </w:t>
+      </w:r>
+    </w:p>
+    <w:p>
+      <w:pPr>
+        <w:rPr>
+          <w:sz w:val="22"/>
+          <w:szCs w:val="22"/>
           <w:lang w:val="fr-FR"/>
         </w:rPr>
       </w:pPr>
@@ -363,27 +439,66 @@
         <w:rPr>
           <w:b/>
           <w:bCs/>
-          <w:sz w:val="28"/>
-          <w:szCs w:val="28"/>
-          <w:lang w:val="fr-FR"/>
-        </w:rPr>
-        <w:t>Besoins Fonctionnels</w:t>
-      </w:r>
-    </w:p>
-    <w:p>
-      <w:pPr>
+          <w:sz w:val="22"/>
+          <w:szCs w:val="22"/>
+          <w:lang w:val="fr-FR"/>
+        </w:rPr>
+        <w:t> </w:t>
+      </w:r>
+    </w:p>
+    <w:p>
+      <w:pPr>
+        <w:rPr>
+          <w:sz w:val="22"/>
+          <w:szCs w:val="22"/>
+          <w:lang w:val="fr-FR"/>
+        </w:rPr>
+      </w:pPr>
+    </w:p>
+    <w:p>
+      <w:pPr>
+        <w:rPr>
+          <w:sz w:val="22"/>
+          <w:szCs w:val="22"/>
+          <w:lang w:val="fr-FR"/>
+        </w:rPr>
+      </w:pPr>
+      <w:r>
         <w:rPr>
           <w:b/>
           <w:bCs/>
-          <w:lang w:val="fr-FR"/>
-        </w:rPr>
-      </w:pPr>
-    </w:p>
-    <w:p>
-      <w:pPr>
+          <w:sz w:val="22"/>
+          <w:szCs w:val="22"/>
+          <w:lang w:val="fr-FR"/>
+        </w:rPr>
+        <w:lastRenderedPageBreak/>
+        <w:t>Besoins Fonctionnels</w:t>
+      </w:r>
+    </w:p>
+    <w:p>
+      <w:pPr>
+        <w:rPr>
+          <w:sz w:val="22"/>
+          <w:szCs w:val="22"/>
+          <w:lang w:val="fr-FR"/>
+        </w:rPr>
+      </w:pPr>
+      <w:r>
         <w:rPr>
           <w:b/>
           <w:bCs/>
+          <w:sz w:val="22"/>
+          <w:szCs w:val="22"/>
+          <w:lang w:val="fr-FR"/>
+        </w:rPr>
+        <w:t> </w:t>
+      </w:r>
+    </w:p>
+    <w:p>
+      <w:pPr>
+        <w:rPr>
+          <w:sz w:val="22"/>
+          <w:szCs w:val="22"/>
           <w:lang w:val="fr-FR"/>
         </w:rPr>
       </w:pPr>
@@ -391,6 +506,8 @@
         <w:rPr>
           <w:b/>
           <w:bCs/>
+          <w:sz w:val="22"/>
+          <w:szCs w:val="22"/>
           <w:lang w:val="fr-FR"/>
         </w:rPr>
         <w:t>ClueLau demande un jeu d'enquête type Cluedo (enquête).</w:t>
@@ -398,497 +515,985 @@
     </w:p>
     <w:p>
       <w:pPr>
+        <w:rPr>
+          <w:sz w:val="22"/>
+          <w:szCs w:val="22"/>
+          <w:lang w:val="fr-FR"/>
+        </w:rPr>
+      </w:pPr>
+      <w:r>
+        <w:rPr>
+          <w:sz w:val="22"/>
+          <w:szCs w:val="22"/>
+          <w:lang w:val="fr-FR"/>
+        </w:rPr>
+        <w:t xml:space="preserve">- Le jeu se joue dans le </w:t>
+      </w:r>
+      <w:r>
         <w:rPr>
           <w:b/>
           <w:bCs/>
-          <w:lang w:val="fr-FR"/>
-        </w:rPr>
-      </w:pPr>
-      <w:r>
-        <w:rPr>
-          <w:lang w:val="fr-FR"/>
-        </w:rPr>
-        <w:t xml:space="preserve">- </w:t>
-      </w:r>
-      <w:r>
-        <w:rPr>
-          <w:lang w:val="fr-FR"/>
-        </w:rPr>
-        <w:t>Le jeu se joue d</w:t>
-      </w:r>
-      <w:r>
-        <w:rPr>
-          <w:lang w:val="fr-FR"/>
-        </w:rPr>
-        <w:t xml:space="preserve">ans le </w:t>
+          <w:sz w:val="22"/>
+          <w:szCs w:val="22"/>
+          <w:lang w:val="fr-FR"/>
+        </w:rPr>
+        <w:t>terminal</w:t>
+      </w:r>
+    </w:p>
+    <w:p>
+      <w:pPr>
+        <w:rPr>
+          <w:sz w:val="22"/>
+          <w:szCs w:val="22"/>
+          <w:lang w:val="fr-FR"/>
+        </w:rPr>
+      </w:pPr>
+      <w:r>
+        <w:rPr>
+          <w:sz w:val="22"/>
+          <w:szCs w:val="22"/>
+          <w:lang w:val="fr-FR"/>
+        </w:rPr>
+        <w:t xml:space="preserve">- Mécanique de </w:t>
       </w:r>
       <w:r>
         <w:rPr>
           <w:b/>
           <w:bCs/>
-          <w:lang w:val="fr-FR"/>
-        </w:rPr>
-        <w:t>terminal</w:t>
-      </w:r>
-    </w:p>
-    <w:p>
-      <w:pPr>
-        <w:rPr>
-          <w:lang w:val="fr-FR"/>
-        </w:rPr>
-      </w:pPr>
-      <w:r>
-        <w:rPr>
-          <w:lang w:val="fr-FR"/>
-        </w:rPr>
-        <w:t xml:space="preserve">- </w:t>
-      </w:r>
-      <w:r>
-        <w:rPr>
-          <w:lang w:val="fr-FR"/>
-        </w:rPr>
-        <w:t>M</w:t>
-      </w:r>
-      <w:r>
-        <w:rPr>
-          <w:lang w:val="fr-FR"/>
-        </w:rPr>
-        <w:t xml:space="preserve">écanique de </w:t>
+          <w:sz w:val="22"/>
+          <w:szCs w:val="22"/>
+          <w:lang w:val="fr-FR"/>
+        </w:rPr>
+        <w:t>déduction</w:t>
+      </w:r>
+      <w:r>
+        <w:rPr>
+          <w:sz w:val="22"/>
+          <w:szCs w:val="22"/>
+          <w:lang w:val="fr-FR"/>
+        </w:rPr>
+        <w:t xml:space="preserve"> (par preuves / détails)</w:t>
+      </w:r>
+    </w:p>
+    <w:p>
+      <w:pPr>
+        <w:rPr>
+          <w:sz w:val="22"/>
+          <w:szCs w:val="22"/>
+          <w:lang w:val="fr-FR"/>
+        </w:rPr>
+      </w:pPr>
+      <w:r>
+        <w:rPr>
+          <w:sz w:val="22"/>
+          <w:szCs w:val="22"/>
+          <w:lang w:val="fr-FR"/>
+        </w:rPr>
+        <w:t xml:space="preserve">- Combinaison </w:t>
       </w:r>
       <w:r>
         <w:rPr>
           <w:b/>
           <w:bCs/>
-          <w:lang w:val="fr-FR"/>
-        </w:rPr>
-        <w:t>déduction</w:t>
-      </w:r>
-      <w:r>
-        <w:rPr>
-          <w:lang w:val="fr-FR"/>
-        </w:rPr>
-        <w:t xml:space="preserve"> (par preuves / détails)</w:t>
-      </w:r>
-    </w:p>
-    <w:p>
-      <w:pPr>
-        <w:rPr>
-          <w:lang w:val="fr-FR"/>
-        </w:rPr>
-      </w:pPr>
-      <w:r>
-        <w:rPr>
+          <w:sz w:val="22"/>
+          <w:szCs w:val="22"/>
+          <w:lang w:val="fr-FR"/>
+        </w:rPr>
+        <w:t>Secrète</w:t>
+      </w:r>
+    </w:p>
+    <w:p>
+      <w:pPr>
+        <w:rPr>
+          <w:sz w:val="22"/>
+          <w:szCs w:val="22"/>
+          <w:lang w:val="fr-FR"/>
+        </w:rPr>
+      </w:pPr>
+      <w:r>
+        <w:rPr>
+          <w:sz w:val="22"/>
+          <w:szCs w:val="22"/>
           <w:lang w:val="fr-FR"/>
         </w:rPr>
         <w:t xml:space="preserve">- </w:t>
-      </w:r>
-      <w:r>
-        <w:rPr>
-          <w:lang w:val="fr-FR"/>
-        </w:rPr>
-        <w:t>C</w:t>
-      </w:r>
-      <w:r>
-        <w:rPr>
-          <w:lang w:val="fr-FR"/>
-        </w:rPr>
-        <w:t xml:space="preserve">ombinaison </w:t>
       </w:r>
       <w:r>
         <w:rPr>
           <w:b/>
           <w:bCs/>
-          <w:lang w:val="fr-FR"/>
-        </w:rPr>
-        <w:t>Secrète</w:t>
-      </w:r>
-    </w:p>
-    <w:p>
-      <w:pPr>
-        <w:rPr>
-          <w:lang w:val="fr-FR"/>
-        </w:rPr>
-      </w:pPr>
-      <w:r>
-        <w:rPr>
-          <w:lang w:val="fr-FR"/>
-        </w:rPr>
-        <w:lastRenderedPageBreak/>
-        <w:t xml:space="preserve">- </w:t>
+          <w:sz w:val="22"/>
+          <w:szCs w:val="22"/>
+          <w:lang w:val="fr-FR"/>
+        </w:rPr>
+        <w:t>Plusieurs joueurs</w:t>
+      </w:r>
+      <w:r>
+        <w:rPr>
+          <w:sz w:val="22"/>
+          <w:szCs w:val="22"/>
+          <w:lang w:val="fr-FR"/>
+        </w:rPr>
+        <w:t xml:space="preserve"> peuvent participer</w:t>
+      </w:r>
+    </w:p>
+    <w:p>
+      <w:pPr>
+        <w:rPr>
+          <w:sz w:val="22"/>
+          <w:szCs w:val="22"/>
+          <w:lang w:val="fr-FR"/>
+        </w:rPr>
+      </w:pPr>
+      <w:r>
+        <w:rPr>
+          <w:sz w:val="22"/>
+          <w:szCs w:val="22"/>
+          <w:lang w:val="fr-FR"/>
+        </w:rPr>
+        <w:t xml:space="preserve">- joueurs humains </w:t>
       </w:r>
       <w:r>
         <w:rPr>
           <w:b/>
           <w:bCs/>
-          <w:lang w:val="fr-FR"/>
-        </w:rPr>
-        <w:t>Plusieurs joueurs</w:t>
-      </w:r>
-      <w:r>
-        <w:rPr>
-          <w:lang w:val="fr-FR"/>
-        </w:rPr>
-        <w:t xml:space="preserve"> peuvent participer</w:t>
-      </w:r>
-    </w:p>
-    <w:p>
-      <w:pPr>
-        <w:rPr>
-          <w:lang w:val="fr-FR"/>
-        </w:rPr>
-      </w:pPr>
-      <w:r>
-        <w:rPr>
-          <w:lang w:val="fr-FR"/>
-        </w:rPr>
-        <w:t xml:space="preserve">- joueurs humains </w:t>
+          <w:sz w:val="22"/>
+          <w:szCs w:val="22"/>
+          <w:lang w:val="fr-FR"/>
+        </w:rPr>
+        <w:t>et</w:t>
+      </w:r>
+      <w:r>
+        <w:rPr>
+          <w:sz w:val="22"/>
+          <w:szCs w:val="22"/>
+          <w:lang w:val="fr-FR"/>
+        </w:rPr>
+        <w:t xml:space="preserve"> ordinateurs</w:t>
+      </w:r>
+    </w:p>
+    <w:p>
+      <w:pPr>
+        <w:rPr>
+          <w:sz w:val="22"/>
+          <w:szCs w:val="22"/>
+          <w:lang w:val="fr-FR"/>
+        </w:rPr>
+      </w:pPr>
+      <w:r>
+        <w:rPr>
+          <w:sz w:val="22"/>
+          <w:szCs w:val="22"/>
+          <w:lang w:val="fr-FR"/>
+        </w:rPr>
+        <w:t xml:space="preserve">- </w:t>
       </w:r>
       <w:r>
         <w:rPr>
           <w:b/>
           <w:bCs/>
-          <w:lang w:val="fr-FR"/>
-        </w:rPr>
-        <w:t>et</w:t>
-      </w:r>
-      <w:r>
-        <w:rPr>
-          <w:lang w:val="fr-FR"/>
-        </w:rPr>
-        <w:t xml:space="preserve"> ordinateurs</w:t>
-      </w:r>
-    </w:p>
-    <w:p>
-      <w:pPr>
-        <w:rPr>
-          <w:lang w:val="fr-FR"/>
-        </w:rPr>
-      </w:pPr>
-      <w:r>
-        <w:rPr>
-          <w:lang w:val="fr-FR"/>
-        </w:rPr>
-        <w:t xml:space="preserve">- </w:t>
+          <w:sz w:val="22"/>
+          <w:szCs w:val="22"/>
+          <w:lang w:val="fr-FR"/>
+        </w:rPr>
+        <w:t>deux comportements</w:t>
+      </w:r>
+      <w:r>
+        <w:rPr>
+          <w:sz w:val="22"/>
+          <w:szCs w:val="22"/>
+          <w:lang w:val="fr-FR"/>
+        </w:rPr>
+        <w:t xml:space="preserve"> d'intelligence artificielle :</w:t>
+      </w:r>
+    </w:p>
+    <w:p>
+      <w:pPr>
+        <w:rPr>
+          <w:sz w:val="22"/>
+          <w:szCs w:val="22"/>
+          <w:lang w:val="fr-FR"/>
+        </w:rPr>
+      </w:pPr>
+      <w:r>
+        <w:rPr>
+          <w:sz w:val="22"/>
+          <w:szCs w:val="22"/>
+          <w:lang w:val="fr-FR"/>
+        </w:rPr>
+        <w:tab/>
+        <w:t xml:space="preserve">-&gt; 1 comportement </w:t>
       </w:r>
       <w:r>
         <w:rPr>
           <w:b/>
           <w:bCs/>
-          <w:lang w:val="fr-FR"/>
-        </w:rPr>
-        <w:t>deux comportements</w:t>
-      </w:r>
-      <w:r>
-        <w:rPr>
-          <w:lang w:val="fr-FR"/>
-        </w:rPr>
-        <w:t xml:space="preserve"> d'intelligence artificielle :</w:t>
-      </w:r>
-    </w:p>
-    <w:p>
-      <w:pPr>
-        <w:rPr>
-          <w:lang w:val="fr-FR"/>
-        </w:rPr>
-      </w:pPr>
-      <w:r>
-        <w:rPr>
-          <w:lang w:val="fr-FR"/>
-        </w:rPr>
-        <w:t xml:space="preserve">    -&gt; 1 comportement </w:t>
+          <w:sz w:val="22"/>
+          <w:szCs w:val="22"/>
+          <w:lang w:val="fr-FR"/>
+        </w:rPr>
+        <w:t>naïf</w:t>
+      </w:r>
+      <w:r>
+        <w:rPr>
+          <w:sz w:val="22"/>
+          <w:szCs w:val="22"/>
+          <w:lang w:val="fr-FR"/>
+        </w:rPr>
+        <w:t xml:space="preserve">, </w:t>
       </w:r>
       <w:r>
         <w:rPr>
           <w:b/>
           <w:bCs/>
-          <w:lang w:val="fr-FR"/>
-        </w:rPr>
-        <w:t>naïf</w:t>
-      </w:r>
-      <w:r>
-        <w:rPr>
-          <w:lang w:val="fr-FR"/>
-        </w:rPr>
-        <w:t xml:space="preserve">, </w:t>
+          <w:sz w:val="22"/>
+          <w:szCs w:val="22"/>
+          <w:lang w:val="fr-FR"/>
+        </w:rPr>
+        <w:t>simple</w:t>
+      </w:r>
+    </w:p>
+    <w:p>
+      <w:pPr>
+        <w:rPr>
+          <w:sz w:val="22"/>
+          <w:szCs w:val="22"/>
+          <w:lang w:val="fr-FR"/>
+        </w:rPr>
+      </w:pPr>
+      <w:r>
+        <w:rPr>
+          <w:sz w:val="22"/>
+          <w:szCs w:val="22"/>
+          <w:lang w:val="fr-FR"/>
+        </w:rPr>
+        <w:tab/>
+        <w:t xml:space="preserve">-&gt; 1 comportement </w:t>
       </w:r>
       <w:r>
         <w:rPr>
           <w:b/>
           <w:bCs/>
-          <w:lang w:val="fr-FR"/>
-        </w:rPr>
-        <w:t>simple</w:t>
-      </w:r>
-    </w:p>
-    <w:p>
-      <w:pPr>
-        <w:rPr>
-          <w:lang w:val="fr-FR"/>
-        </w:rPr>
-      </w:pPr>
-      <w:r>
-        <w:rPr>
-          <w:lang w:val="fr-FR"/>
-        </w:rPr>
-        <w:t xml:space="preserve">    -&gt; 1 comportement </w:t>
+          <w:sz w:val="22"/>
+          <w:szCs w:val="22"/>
+          <w:lang w:val="fr-FR"/>
+        </w:rPr>
+        <w:t>plus évolué</w:t>
+      </w:r>
+      <w:r>
+        <w:rPr>
+          <w:sz w:val="22"/>
+          <w:szCs w:val="22"/>
+          <w:lang w:val="fr-FR"/>
+        </w:rPr>
+        <w:t>, capable de tenir compte de ce qui s'est passé pendant la partie (</w:t>
       </w:r>
       <w:r>
         <w:rPr>
           <w:b/>
           <w:bCs/>
-          <w:lang w:val="fr-FR"/>
-        </w:rPr>
-        <w:t>plus évolué</w:t>
-      </w:r>
-      <w:r>
-        <w:rPr>
-          <w:lang w:val="fr-FR"/>
-        </w:rPr>
-        <w:t>, capable de tenir compte de ce qui s'est passé pendant la partie (</w:t>
+          <w:sz w:val="22"/>
+          <w:szCs w:val="22"/>
+          <w:lang w:val="fr-FR"/>
+        </w:rPr>
+        <w:t>mémorise</w:t>
+      </w:r>
+      <w:r>
+        <w:rPr>
+          <w:sz w:val="22"/>
+          <w:szCs w:val="22"/>
+          <w:lang w:val="fr-FR"/>
+        </w:rPr>
+        <w:t xml:space="preserve"> les infos utiles et adopte une stratégie </w:t>
       </w:r>
       <w:r>
         <w:rPr>
           <w:b/>
           <w:bCs/>
-          <w:lang w:val="fr-FR"/>
-        </w:rPr>
-        <w:t>mémorise</w:t>
-      </w:r>
-      <w:r>
-        <w:rPr>
-          <w:lang w:val="fr-FR"/>
-        </w:rPr>
-        <w:t xml:space="preserve"> les infos utiles et adopte une stratégie </w:t>
+          <w:sz w:val="22"/>
+          <w:szCs w:val="22"/>
+          <w:lang w:val="fr-FR"/>
+        </w:rPr>
+        <w:t>subtile</w:t>
+      </w:r>
+      <w:r>
+        <w:rPr>
+          <w:sz w:val="22"/>
+          <w:szCs w:val="22"/>
+          <w:lang w:val="fr-FR"/>
+        </w:rPr>
+        <w:t xml:space="preserve"> ou même </w:t>
       </w:r>
       <w:r>
         <w:rPr>
           <w:b/>
           <w:bCs/>
-          <w:lang w:val="fr-FR"/>
-        </w:rPr>
-        <w:t>subtile</w:t>
-      </w:r>
-      <w:r>
-        <w:rPr>
-          <w:lang w:val="fr-FR"/>
-        </w:rPr>
-        <w:t xml:space="preserve"> ou m</w:t>
-      </w:r>
-      <w:r>
-        <w:rPr>
-          <w:lang w:val="fr-FR"/>
-        </w:rPr>
-        <w:t>ême</w:t>
-      </w:r>
-      <w:r>
-        <w:rPr>
-          <w:lang w:val="fr-FR"/>
-        </w:rPr>
-        <w:t xml:space="preserve"> </w:t>
+          <w:sz w:val="22"/>
+          <w:szCs w:val="22"/>
+          <w:lang w:val="fr-FR"/>
+        </w:rPr>
+        <w:t>trompeuse</w:t>
+      </w:r>
+      <w:r>
+        <w:rPr>
+          <w:sz w:val="22"/>
+          <w:szCs w:val="22"/>
+          <w:lang w:val="fr-FR"/>
+        </w:rPr>
+        <w:t>)</w:t>
+      </w:r>
+    </w:p>
+    <w:p>
+      <w:pPr>
+        <w:rPr>
+          <w:sz w:val="22"/>
+          <w:szCs w:val="22"/>
+          <w:lang w:val="fr-FR"/>
+        </w:rPr>
+      </w:pPr>
+      <w:r>
+        <w:rPr>
+          <w:sz w:val="22"/>
+          <w:szCs w:val="22"/>
+          <w:lang w:val="fr-FR"/>
+        </w:rPr>
+        <w:t xml:space="preserve">- codé en </w:t>
       </w:r>
       <w:r>
         <w:rPr>
           <w:b/>
           <w:bCs/>
-          <w:lang w:val="fr-FR"/>
-        </w:rPr>
-        <w:t>trompeuse</w:t>
-      </w:r>
-      <w:r>
-        <w:rPr>
-          <w:lang w:val="fr-FR"/>
-        </w:rPr>
-        <w:t>)</w:t>
-      </w:r>
-    </w:p>
-    <w:p>
-      <w:pPr>
+          <w:sz w:val="22"/>
+          <w:szCs w:val="22"/>
+          <w:lang w:val="fr-FR"/>
+        </w:rPr>
+        <w:t>c</w:t>
+      </w:r>
+    </w:p>
+    <w:p>
+      <w:pPr>
+        <w:rPr>
+          <w:sz w:val="22"/>
+          <w:szCs w:val="22"/>
+          <w:lang w:val="fr-FR"/>
+        </w:rPr>
+      </w:pPr>
+      <w:r>
+        <w:rPr>
+          <w:sz w:val="22"/>
+          <w:szCs w:val="22"/>
+          <w:lang w:val="fr-FR"/>
+        </w:rPr>
+        <w:t xml:space="preserve">- application </w:t>
+      </w:r>
+      <w:r>
         <w:rPr>
           <w:b/>
           <w:bCs/>
-          <w:lang w:val="fr-FR"/>
-        </w:rPr>
-      </w:pPr>
-      <w:r>
-        <w:rPr>
-          <w:lang w:val="fr-FR"/>
-        </w:rPr>
-        <w:t xml:space="preserve">- codé en </w:t>
-      </w:r>
+          <w:sz w:val="22"/>
+          <w:szCs w:val="22"/>
+          <w:lang w:val="fr-FR"/>
+        </w:rPr>
+        <w:t>fonctionnelle</w:t>
+      </w:r>
+    </w:p>
+    <w:p>
+      <w:pPr>
+        <w:rPr>
+          <w:sz w:val="22"/>
+          <w:szCs w:val="22"/>
+          <w:lang w:val="fr-FR"/>
+        </w:rPr>
+      </w:pPr>
+      <w:r>
+        <w:rPr>
+          <w:sz w:val="22"/>
+          <w:szCs w:val="22"/>
+          <w:lang w:val="fr-FR"/>
+        </w:rPr>
+        <w:t> </w:t>
+      </w:r>
+    </w:p>
+    <w:p>
+      <w:pPr>
+        <w:rPr>
+          <w:sz w:val="22"/>
+          <w:szCs w:val="22"/>
+          <w:lang w:val="fr-FR"/>
+        </w:rPr>
+      </w:pPr>
       <w:r>
         <w:rPr>
           <w:b/>
           <w:bCs/>
-          <w:lang w:val="fr-FR"/>
-        </w:rPr>
-        <w:t>c</w:t>
-      </w:r>
-    </w:p>
-    <w:p>
-      <w:pPr>
-        <w:rPr>
-          <w:lang w:val="fr-FR"/>
-        </w:rPr>
-      </w:pPr>
-      <w:r>
-        <w:rPr>
-          <w:lang w:val="fr-FR"/>
-        </w:rPr>
-        <w:t xml:space="preserve">- </w:t>
-      </w:r>
-      <w:r>
-        <w:rPr>
-          <w:lang w:val="fr-FR"/>
-        </w:rPr>
-        <w:t xml:space="preserve">application </w:t>
+          <w:sz w:val="22"/>
+          <w:szCs w:val="22"/>
+          <w:lang w:val="fr-FR"/>
+        </w:rPr>
+        <w:t>Besoins non fonctionnels</w:t>
+      </w:r>
+    </w:p>
+    <w:p>
+      <w:pPr>
+        <w:rPr>
+          <w:sz w:val="22"/>
+          <w:szCs w:val="22"/>
+          <w:lang w:val="fr-FR"/>
+        </w:rPr>
+      </w:pPr>
+      <w:r>
+        <w:rPr>
+          <w:sz w:val="22"/>
+          <w:szCs w:val="22"/>
+          <w:lang w:val="fr-FR"/>
+        </w:rPr>
+        <w:t xml:space="preserve">- interface </w:t>
       </w:r>
       <w:r>
         <w:rPr>
           <w:b/>
           <w:bCs/>
-          <w:lang w:val="fr-FR"/>
-        </w:rPr>
-        <w:t>fonctionnelle</w:t>
-      </w:r>
-    </w:p>
-    <w:p>
-      <w:pPr>
-        <w:rPr>
-          <w:lang w:val="fr-FR"/>
-        </w:rPr>
-      </w:pPr>
-    </w:p>
-    <w:p>
-      <w:pPr>
+          <w:sz w:val="22"/>
+          <w:szCs w:val="22"/>
+          <w:lang w:val="fr-FR"/>
+        </w:rPr>
+        <w:t>claire</w:t>
+      </w:r>
+    </w:p>
+    <w:p>
+      <w:pPr>
+        <w:rPr>
+          <w:sz w:val="22"/>
+          <w:szCs w:val="22"/>
+          <w:lang w:val="fr-FR"/>
+        </w:rPr>
+      </w:pPr>
+      <w:r>
+        <w:rPr>
+          <w:sz w:val="22"/>
+          <w:szCs w:val="22"/>
+          <w:lang w:val="fr-FR"/>
+        </w:rPr>
+        <w:t xml:space="preserve">- Code disponible sur </w:t>
+      </w:r>
+      <w:r>
         <w:rPr>
           <w:b/>
           <w:bCs/>
-          <w:sz w:val="28"/>
-          <w:szCs w:val="28"/>
-          <w:lang w:val="fr-FR"/>
-        </w:rPr>
-      </w:pPr>
+          <w:sz w:val="22"/>
+          <w:szCs w:val="22"/>
+          <w:lang w:val="fr-FR"/>
+        </w:rPr>
+        <w:t>GitHub</w:t>
+      </w:r>
+    </w:p>
+    <w:p>
+      <w:pPr>
+        <w:rPr>
+          <w:sz w:val="22"/>
+          <w:szCs w:val="22"/>
+          <w:lang w:val="fr-FR"/>
+        </w:rPr>
+      </w:pPr>
+      <w:r>
+        <w:rPr>
+          <w:sz w:val="22"/>
+          <w:szCs w:val="22"/>
+          <w:lang w:val="fr-FR"/>
+        </w:rPr>
+        <w:t xml:space="preserve">- README d'installation </w:t>
+      </w:r>
       <w:r>
         <w:rPr>
           <w:b/>
           <w:bCs/>
-          <w:sz w:val="28"/>
-          <w:szCs w:val="28"/>
-          <w:lang w:val="fr-FR"/>
-        </w:rPr>
-        <w:t>Besoins non fonctionnels</w:t>
-      </w:r>
-    </w:p>
-    <w:p>
-      <w:pPr>
+          <w:sz w:val="22"/>
+          <w:szCs w:val="22"/>
+          <w:lang w:val="fr-FR"/>
+        </w:rPr>
+        <w:t>et</w:t>
+      </w:r>
+      <w:r>
+        <w:rPr>
+          <w:sz w:val="22"/>
+          <w:szCs w:val="22"/>
+          <w:lang w:val="fr-FR"/>
+        </w:rPr>
+        <w:t xml:space="preserve"> d'utilisation</w:t>
+      </w:r>
+    </w:p>
+    <w:p>
+      <w:pPr>
+        <w:rPr>
+          <w:sz w:val="22"/>
+          <w:szCs w:val="22"/>
+          <w:lang w:val="fr-FR"/>
+        </w:rPr>
+      </w:pPr>
+      <w:r>
+        <w:rPr>
+          <w:sz w:val="22"/>
+          <w:szCs w:val="22"/>
+          <w:lang w:val="fr-FR"/>
+        </w:rPr>
+        <w:t xml:space="preserve">- </w:t>
+      </w:r>
+      <w:r>
         <w:rPr>
           <w:b/>
           <w:bCs/>
-          <w:lang w:val="fr-FR"/>
-        </w:rPr>
-      </w:pPr>
-      <w:r>
-        <w:rPr>
-          <w:lang w:val="fr-FR"/>
-        </w:rPr>
-        <w:t xml:space="preserve">- interface </w:t>
-      </w:r>
+          <w:sz w:val="22"/>
+          <w:szCs w:val="22"/>
+          <w:lang w:val="fr-FR"/>
+        </w:rPr>
+        <w:t>Documentation</w:t>
+      </w:r>
+      <w:r>
+        <w:rPr>
+          <w:sz w:val="22"/>
+          <w:szCs w:val="22"/>
+          <w:lang w:val="fr-FR"/>
+        </w:rPr>
+        <w:t xml:space="preserve"> du code et des tests</w:t>
+      </w:r>
+    </w:p>
+    <w:p>
+      <w:pPr>
+        <w:rPr>
+          <w:sz w:val="22"/>
+          <w:szCs w:val="22"/>
+          <w:lang w:val="fr-FR"/>
+        </w:rPr>
+      </w:pPr>
       <w:r>
         <w:rPr>
           <w:b/>
           <w:bCs/>
-          <w:lang w:val="fr-FR"/>
-        </w:rPr>
-        <w:t>clai</w:t>
-      </w:r>
+          <w:sz w:val="22"/>
+          <w:szCs w:val="22"/>
+          <w:lang w:val="fr-FR"/>
+        </w:rPr>
+        <w:t> </w:t>
+      </w:r>
+    </w:p>
+    <w:p>
+      <w:pPr>
+        <w:rPr>
+          <w:sz w:val="22"/>
+          <w:szCs w:val="22"/>
+          <w:lang w:val="fr-FR"/>
+        </w:rPr>
+      </w:pPr>
+      <w:r>
+        <w:rPr>
+          <w:sz w:val="22"/>
+          <w:szCs w:val="22"/>
+          <w:lang w:val="fr-FR"/>
+        </w:rPr>
+        <w:br/>
+      </w:r>
+      <w:r>
+        <w:rPr>
+          <w:sz w:val="22"/>
+          <w:szCs w:val="22"/>
+          <w:lang w:val="fr-FR"/>
+        </w:rPr>
+        <w:br/>
+      </w:r>
+      <w:r>
+        <w:rPr>
+          <w:sz w:val="22"/>
+          <w:szCs w:val="22"/>
+          <w:lang w:val="fr-FR"/>
+        </w:rPr>
+        <w:br/>
+      </w:r>
+      <w:r>
+        <w:rPr>
+          <w:sz w:val="22"/>
+          <w:szCs w:val="22"/>
+          <w:lang w:val="fr-FR"/>
+        </w:rPr>
+        <w:br/>
+      </w:r>
+      <w:r>
+        <w:rPr>
+          <w:sz w:val="22"/>
+          <w:szCs w:val="22"/>
+          <w:lang w:val="fr-FR"/>
+        </w:rPr>
+        <w:br/>
+      </w:r>
+      <w:r>
+        <w:rPr>
+          <w:sz w:val="22"/>
+          <w:szCs w:val="22"/>
+          <w:lang w:val="fr-FR"/>
+        </w:rPr>
+        <w:br/>
+      </w:r>
+      <w:r>
+        <w:rPr>
+          <w:sz w:val="22"/>
+          <w:szCs w:val="22"/>
+          <w:lang w:val="fr-FR"/>
+        </w:rPr>
+        <w:br/>
+      </w:r>
+      <w:r>
+        <w:rPr>
+          <w:sz w:val="22"/>
+          <w:szCs w:val="22"/>
+          <w:lang w:val="fr-FR"/>
+        </w:rPr>
+        <w:br/>
+      </w:r>
+    </w:p>
+    <w:p>
+      <w:pPr>
+        <w:rPr>
+          <w:sz w:val="22"/>
+          <w:szCs w:val="22"/>
+        </w:rPr>
+      </w:pPr>
       <w:r>
         <w:rPr>
           <w:b/>
           <w:bCs/>
-          <w:lang w:val="fr-FR"/>
-        </w:rPr>
-        <w:t>re</w:t>
-      </w:r>
-    </w:p>
-    <w:p>
-      <w:pPr>
-        <w:rPr>
-          <w:lang w:val="fr-FR"/>
-        </w:rPr>
-      </w:pPr>
-      <w:r>
-        <w:rPr>
-          <w:lang w:val="fr-FR"/>
-        </w:rPr>
-        <w:t xml:space="preserve">- Code disponible sur </w:t>
-      </w:r>
-      <w:r>
+          <w:sz w:val="22"/>
+          <w:szCs w:val="22"/>
+        </w:rPr>
+        <w:lastRenderedPageBreak/>
+        <w:t>Backlog</w:t>
+      </w:r>
+    </w:p>
+    <w:p>
+      <w:pPr>
+        <w:rPr>
+          <w:sz w:val="22"/>
+          <w:szCs w:val="22"/>
+        </w:rPr>
+      </w:pPr>
+    </w:p>
+    <w:p>
+      <w:pPr>
         <w:rPr>
           <w:b/>
           <w:bCs/>
-          <w:lang w:val="fr-FR"/>
-        </w:rPr>
-        <w:t>GitHub</w:t>
-      </w:r>
-    </w:p>
-    <w:p>
-      <w:pPr>
-        <w:rPr>
-          <w:lang w:val="fr-FR"/>
-        </w:rPr>
-      </w:pPr>
-      <w:r>
-        <w:rPr>
-          <w:lang w:val="fr-FR"/>
-        </w:rPr>
-        <w:t xml:space="preserve">- README d'installation </w:t>
-      </w:r>
-      <w:r>
+          <w:sz w:val="22"/>
+          <w:szCs w:val="22"/>
+        </w:rPr>
+      </w:pPr>
+      <w:r>
+        <w:rPr>
+          <w:sz w:val="22"/>
+          <w:szCs w:val="22"/>
+        </w:rPr>
+        <w:t xml:space="preserve">1. Configuration et </w:t>
+      </w:r>
+      <w:proofErr w:type="spellStart"/>
+      <w:r>
+        <w:rPr>
+          <w:sz w:val="22"/>
+          <w:szCs w:val="22"/>
+        </w:rPr>
+        <w:t>Initialisation</w:t>
+      </w:r>
+      <w:proofErr w:type="spellEnd"/>
+    </w:p>
+    <w:p>
+      <w:pPr>
+        <w:numPr>
+          <w:ilvl w:val="0"/>
+          <w:numId w:val="10"/>
+        </w:numPr>
+        <w:rPr>
+          <w:sz w:val="22"/>
+          <w:szCs w:val="22"/>
+          <w:lang w:val="fr-FR"/>
+        </w:rPr>
+      </w:pPr>
+      <w:r>
+        <w:rPr>
+          <w:sz w:val="22"/>
+          <w:szCs w:val="22"/>
+          <w:lang w:val="fr-FR"/>
+        </w:rPr>
+        <w:t>1.1 - Environnement de travail (Haute) : Créer le dépôt GitHub</w:t>
+      </w:r>
+    </w:p>
+    <w:p>
+      <w:pPr>
+        <w:numPr>
+          <w:ilvl w:val="0"/>
+          <w:numId w:val="10"/>
+        </w:numPr>
+        <w:rPr>
+          <w:sz w:val="22"/>
+          <w:szCs w:val="22"/>
+          <w:lang w:val="fr-FR"/>
+        </w:rPr>
+      </w:pPr>
+      <w:r>
+        <w:rPr>
+          <w:sz w:val="22"/>
+          <w:szCs w:val="22"/>
+          <w:lang w:val="fr-FR"/>
+        </w:rPr>
+        <w:t>1.2 - Menu des joueurs (Haute) : Permettre l'ajout de joueurs humains et/ou IA via le terminal jusqu'à ce que la partie soit complète.</w:t>
+      </w:r>
+    </w:p>
+    <w:p>
+      <w:pPr>
+        <w:numPr>
+          <w:ilvl w:val="0"/>
+          <w:numId w:val="10"/>
+        </w:numPr>
+        <w:rPr>
+          <w:sz w:val="22"/>
+          <w:szCs w:val="22"/>
+          <w:lang w:val="fr-FR"/>
+        </w:rPr>
+      </w:pPr>
+      <w:r>
+        <w:rPr>
+          <w:sz w:val="22"/>
+          <w:szCs w:val="22"/>
+          <w:lang w:val="fr-FR"/>
+        </w:rPr>
+        <w:t>1.3 - Distribution des cartes (Haute) : Tirer au sort la solution secrète (Perso, Arme, Lieu) et distribuer les cartes restantes aux joueurs.</w:t>
+      </w:r>
+    </w:p>
+    <w:p>
+      <w:pPr>
         <w:rPr>
           <w:b/>
           <w:bCs/>
-          <w:lang w:val="fr-FR"/>
-        </w:rPr>
-        <w:t>et</w:t>
-      </w:r>
-      <w:r>
-        <w:rPr>
-          <w:lang w:val="fr-FR"/>
-        </w:rPr>
-        <w:t xml:space="preserve"> d'utilisation</w:t>
-      </w:r>
-    </w:p>
-    <w:p>
-      <w:pPr>
-        <w:rPr>
-          <w:lang w:val="fr-FR"/>
-        </w:rPr>
-      </w:pPr>
-      <w:r>
-        <w:rPr>
-          <w:lang w:val="fr-FR"/>
-        </w:rPr>
-        <w:t xml:space="preserve">- </w:t>
-      </w:r>
-      <w:r>
+          <w:sz w:val="22"/>
+          <w:szCs w:val="22"/>
+        </w:rPr>
+      </w:pPr>
+      <w:r>
+        <w:rPr>
+          <w:sz w:val="22"/>
+          <w:szCs w:val="22"/>
+        </w:rPr>
+        <w:t xml:space="preserve">2. </w:t>
+      </w:r>
+      <w:proofErr w:type="spellStart"/>
+      <w:r>
+        <w:rPr>
+          <w:sz w:val="22"/>
+          <w:szCs w:val="22"/>
+        </w:rPr>
+        <w:t>Mécaniques</w:t>
+      </w:r>
+      <w:proofErr w:type="spellEnd"/>
+      <w:r>
+        <w:rPr>
+          <w:sz w:val="22"/>
+          <w:szCs w:val="22"/>
+        </w:rPr>
+        <w:t xml:space="preserve"> de Tour et </w:t>
+      </w:r>
+      <w:proofErr w:type="spellStart"/>
+      <w:r>
+        <w:rPr>
+          <w:sz w:val="22"/>
+          <w:szCs w:val="22"/>
+        </w:rPr>
+        <w:t>Déplacements</w:t>
+      </w:r>
+      <w:proofErr w:type="spellEnd"/>
+    </w:p>
+    <w:p>
+      <w:pPr>
+        <w:numPr>
+          <w:ilvl w:val="0"/>
+          <w:numId w:val="11"/>
+        </w:numPr>
+        <w:rPr>
+          <w:sz w:val="22"/>
+          <w:szCs w:val="22"/>
+          <w:lang w:val="fr-FR"/>
+        </w:rPr>
+      </w:pPr>
+      <w:r>
+        <w:rPr>
+          <w:sz w:val="22"/>
+          <w:szCs w:val="22"/>
+          <w:lang w:val="fr-FR"/>
+        </w:rPr>
+        <w:t>2.1 - Interface terminal (Haute) : Assurer un affichage propre (nettoyage de la console) avec les actions, les cartes en main et les messages.</w:t>
+      </w:r>
+    </w:p>
+    <w:p>
+      <w:pPr>
+        <w:numPr>
+          <w:ilvl w:val="0"/>
+          <w:numId w:val="11"/>
+        </w:numPr>
+        <w:rPr>
+          <w:sz w:val="22"/>
+          <w:szCs w:val="22"/>
+          <w:lang w:val="fr-FR"/>
+        </w:rPr>
+      </w:pPr>
+      <w:r>
+        <w:rPr>
+          <w:sz w:val="22"/>
+          <w:szCs w:val="22"/>
+          <w:lang w:val="fr-FR"/>
+        </w:rPr>
+        <w:t>2.2 - Pioche aléatoire (Moyenne) : Gérer la probabilité de début de tour (1 chance sur 6 de piocher une carte supplémentaire).</w:t>
+      </w:r>
+    </w:p>
+    <w:p>
+      <w:pPr>
+        <w:numPr>
+          <w:ilvl w:val="0"/>
+          <w:numId w:val="11"/>
+        </w:numPr>
+        <w:rPr>
+          <w:sz w:val="22"/>
+          <w:szCs w:val="22"/>
+          <w:lang w:val="fr-FR"/>
+        </w:rPr>
+      </w:pPr>
+      <w:r>
+        <w:rPr>
+          <w:sz w:val="22"/>
+          <w:szCs w:val="22"/>
+          <w:lang w:val="fr-FR"/>
+        </w:rPr>
+        <w:t>2.3 - Déplacement (Haute) : Permettre au joueur de choisir sa chambre via un menu de sélection.</w:t>
+      </w:r>
+    </w:p>
+    <w:p>
+      <w:pPr>
         <w:rPr>
           <w:b/>
           <w:bCs/>
-          <w:lang w:val="fr-FR"/>
-        </w:rPr>
-        <w:t>Documentation</w:t>
-      </w:r>
-      <w:r>
-        <w:rPr>
-          <w:lang w:val="fr-FR"/>
-        </w:rPr>
-        <w:t xml:space="preserve"> du code et des tes</w:t>
-      </w:r>
-      <w:r>
-        <w:rPr>
-          <w:lang w:val="fr-FR"/>
-        </w:rPr>
-        <w:t>ts</w:t>
+          <w:sz w:val="22"/>
+          <w:szCs w:val="22"/>
+        </w:rPr>
+      </w:pPr>
+      <w:r>
+        <w:rPr>
+          <w:sz w:val="22"/>
+          <w:szCs w:val="22"/>
+        </w:rPr>
+        <w:t xml:space="preserve">3. </w:t>
+      </w:r>
+      <w:proofErr w:type="spellStart"/>
+      <w:r>
+        <w:rPr>
+          <w:sz w:val="22"/>
+          <w:szCs w:val="22"/>
+        </w:rPr>
+        <w:t>Enquête</w:t>
+      </w:r>
+      <w:proofErr w:type="spellEnd"/>
+      <w:r>
+        <w:rPr>
+          <w:sz w:val="22"/>
+          <w:szCs w:val="22"/>
+        </w:rPr>
+        <w:t xml:space="preserve"> et </w:t>
+      </w:r>
+      <w:proofErr w:type="spellStart"/>
+      <w:r>
+        <w:rPr>
+          <w:sz w:val="22"/>
+          <w:szCs w:val="22"/>
+        </w:rPr>
+        <w:t>Déduction</w:t>
+      </w:r>
+      <w:proofErr w:type="spellEnd"/>
+    </w:p>
+    <w:p>
+      <w:pPr>
+        <w:numPr>
+          <w:ilvl w:val="0"/>
+          <w:numId w:val="12"/>
+        </w:numPr>
+        <w:rPr>
+          <w:sz w:val="22"/>
+          <w:szCs w:val="22"/>
+          <w:lang w:val="fr-FR"/>
+        </w:rPr>
+      </w:pPr>
+      <w:r>
+        <w:rPr>
+          <w:sz w:val="22"/>
+          <w:szCs w:val="22"/>
+          <w:lang w:val="fr-FR"/>
+        </w:rPr>
+        <w:t>3.1 - Hypothèses (Haute) : Poser une question aux autres joueurs (Perso/Arme/Lieu) et indiquer si quelqu'un possède une de ces cartes.</w:t>
+      </w:r>
+    </w:p>
+    <w:p>
+      <w:pPr>
+        <w:numPr>
+          <w:ilvl w:val="0"/>
+          <w:numId w:val="12"/>
+        </w:numPr>
+        <w:rPr>
+          <w:sz w:val="22"/>
+          <w:szCs w:val="22"/>
+        </w:rPr>
+      </w:pPr>
+      <w:r>
+        <w:rPr>
+          <w:sz w:val="22"/>
+          <w:szCs w:val="22"/>
+          <w:lang w:val="fr-FR"/>
+        </w:rPr>
+        <w:t xml:space="preserve">3.2 - Accusation finale (Haute) : Tenter de deviner la solution secrète (1 essai par partie). </w:t>
+      </w:r>
+      <w:r>
+        <w:rPr>
+          <w:sz w:val="22"/>
+          <w:szCs w:val="22"/>
+        </w:rPr>
+        <w:t xml:space="preserve">Victoire </w:t>
+      </w:r>
+      <w:proofErr w:type="spellStart"/>
+      <w:r>
+        <w:rPr>
+          <w:sz w:val="22"/>
+          <w:szCs w:val="22"/>
+        </w:rPr>
+        <w:t>si</w:t>
+      </w:r>
+      <w:proofErr w:type="spellEnd"/>
+      <w:r>
+        <w:rPr>
+          <w:sz w:val="22"/>
+          <w:szCs w:val="22"/>
+        </w:rPr>
+        <w:t xml:space="preserve"> exact.</w:t>
+      </w:r>
+    </w:p>
+    <w:p>
+      <w:pPr>
+        <w:numPr>
+          <w:ilvl w:val="0"/>
+          <w:numId w:val="12"/>
+        </w:numPr>
+        <w:rPr>
+          <w:sz w:val="22"/>
+          <w:szCs w:val="22"/>
+          <w:lang w:val="fr-FR"/>
+        </w:rPr>
+      </w:pPr>
+      <w:r>
+        <w:rPr>
+          <w:sz w:val="22"/>
+          <w:szCs w:val="22"/>
+          <w:lang w:val="fr-FR"/>
+        </w:rPr>
+        <w:t>3.3 - Pénalité de défaite (Moyenne) : Si l'accusation est fausse, le joueur est éliminé et ses cartes sont révélées 10 secondes (puis mémorisées par l'IA).</w:t>
       </w:r>
     </w:p>
     <w:p>
@@ -896,8 +1501,220 @@
         <w:rPr>
           <w:b/>
           <w:bCs/>
-          <w:sz w:val="28"/>
-          <w:szCs w:val="28"/>
+          <w:sz w:val="22"/>
+          <w:szCs w:val="22"/>
+        </w:rPr>
+      </w:pPr>
+      <w:r>
+        <w:rPr>
+          <w:sz w:val="22"/>
+          <w:szCs w:val="22"/>
+        </w:rPr>
+        <w:t xml:space="preserve">4. Intelligence </w:t>
+      </w:r>
+      <w:proofErr w:type="spellStart"/>
+      <w:r>
+        <w:rPr>
+          <w:sz w:val="22"/>
+          <w:szCs w:val="22"/>
+        </w:rPr>
+        <w:t>Artificielle</w:t>
+      </w:r>
+      <w:proofErr w:type="spellEnd"/>
+      <w:r>
+        <w:rPr>
+          <w:sz w:val="22"/>
+          <w:szCs w:val="22"/>
+        </w:rPr>
+        <w:t xml:space="preserve"> (IA)</w:t>
+      </w:r>
+    </w:p>
+    <w:p>
+      <w:pPr>
+        <w:numPr>
+          <w:ilvl w:val="0"/>
+          <w:numId w:val="13"/>
+        </w:numPr>
+        <w:rPr>
+          <w:sz w:val="22"/>
+          <w:szCs w:val="22"/>
+          <w:lang w:val="fr-FR"/>
+        </w:rPr>
+      </w:pPr>
+      <w:r>
+        <w:rPr>
+          <w:sz w:val="22"/>
+          <w:szCs w:val="22"/>
+          <w:lang w:val="fr-FR"/>
+        </w:rPr>
+        <w:t>4.1 - Simulation de réflexion (Basse) : Afficher les actions de l'IA avec des délais aléatoires pour faire naturel.</w:t>
+      </w:r>
+    </w:p>
+    <w:p>
+      <w:pPr>
+        <w:numPr>
+          <w:ilvl w:val="0"/>
+          <w:numId w:val="13"/>
+        </w:numPr>
+        <w:rPr>
+          <w:sz w:val="22"/>
+          <w:szCs w:val="22"/>
+          <w:lang w:val="fr-FR"/>
+        </w:rPr>
+      </w:pPr>
+      <w:r>
+        <w:rPr>
+          <w:sz w:val="22"/>
+          <w:szCs w:val="22"/>
+          <w:lang w:val="fr-FR"/>
+        </w:rPr>
+        <w:t>4.2 - IA Naïve (Moyenne) : Créer un bot jouant de manière aléatoire sans mémoire à long terme.</w:t>
+      </w:r>
+    </w:p>
+    <w:p>
+      <w:pPr>
+        <w:numPr>
+          <w:ilvl w:val="0"/>
+          <w:numId w:val="13"/>
+        </w:numPr>
+        <w:rPr>
+          <w:sz w:val="22"/>
+          <w:szCs w:val="22"/>
+          <w:lang w:val="fr-FR"/>
+        </w:rPr>
+      </w:pPr>
+      <w:r>
+        <w:rPr>
+          <w:sz w:val="22"/>
+          <w:szCs w:val="22"/>
+          <w:lang w:val="fr-FR"/>
+        </w:rPr>
+        <w:t>4.3 - IA Évoluée (Haute) : Créer un bot mémorisant les cartes (les siennes, celles des hypothèses et des éliminés) pour éviter de poser des questions inutiles.</w:t>
+      </w:r>
+    </w:p>
+    <w:p>
+      <w:pPr>
+        <w:numPr>
+          <w:ilvl w:val="0"/>
+          <w:numId w:val="13"/>
+        </w:numPr>
+        <w:rPr>
+          <w:sz w:val="22"/>
+          <w:szCs w:val="22"/>
+          <w:lang w:val="fr-FR"/>
+        </w:rPr>
+      </w:pPr>
+      <w:r>
+        <w:rPr>
+          <w:sz w:val="22"/>
+          <w:szCs w:val="22"/>
+          <w:lang w:val="fr-FR"/>
+        </w:rPr>
+        <w:t>4.4 - Stratégie de bluff (Moyenne) : Permettre à l'IA évoluée d'inclure ses propres cartes dans ses hypothèses pour tromper les joueurs.</w:t>
+      </w:r>
+    </w:p>
+    <w:p>
+      <w:pPr>
+        <w:rPr>
+          <w:b/>
+          <w:bCs/>
+          <w:sz w:val="22"/>
+          <w:szCs w:val="22"/>
+        </w:rPr>
+      </w:pPr>
+      <w:r>
+        <w:rPr>
+          <w:sz w:val="22"/>
+          <w:szCs w:val="22"/>
+        </w:rPr>
+        <w:t xml:space="preserve">5. </w:t>
+      </w:r>
+      <w:proofErr w:type="spellStart"/>
+      <w:r>
+        <w:rPr>
+          <w:sz w:val="22"/>
+          <w:szCs w:val="22"/>
+        </w:rPr>
+        <w:t>Finalisation</w:t>
+      </w:r>
+      <w:proofErr w:type="spellEnd"/>
+      <w:r>
+        <w:rPr>
+          <w:sz w:val="22"/>
+          <w:szCs w:val="22"/>
+        </w:rPr>
+        <w:t xml:space="preserve"> et Livraison</w:t>
+      </w:r>
+    </w:p>
+    <w:p>
+      <w:pPr>
+        <w:numPr>
+          <w:ilvl w:val="0"/>
+          <w:numId w:val="14"/>
+        </w:numPr>
+        <w:rPr>
+          <w:sz w:val="22"/>
+          <w:szCs w:val="22"/>
+          <w:lang w:val="fr-FR"/>
+        </w:rPr>
+      </w:pPr>
+      <w:r>
+        <w:rPr>
+          <w:sz w:val="22"/>
+          <w:szCs w:val="22"/>
+          <w:lang w:val="fr-FR"/>
+        </w:rPr>
+        <w:lastRenderedPageBreak/>
+        <w:t>5.1 - Code documenté (Moyenne) : Commenter les fonctions C et expliquer les structures de données.</w:t>
+      </w:r>
+    </w:p>
+    <w:p>
+      <w:pPr>
+        <w:numPr>
+          <w:ilvl w:val="0"/>
+          <w:numId w:val="14"/>
+        </w:numPr>
+        <w:rPr>
+          <w:sz w:val="22"/>
+          <w:szCs w:val="22"/>
+          <w:lang w:val="fr-FR"/>
+        </w:rPr>
+      </w:pPr>
+      <w:r>
+        <w:rPr>
+          <w:sz w:val="22"/>
+          <w:szCs w:val="22"/>
+          <w:lang w:val="fr-FR"/>
+        </w:rPr>
+        <w:t>5.2 - Documentation (Haute) : Détailler l'installation, la compilation et l'exécution dans le README.</w:t>
+      </w:r>
+    </w:p>
+    <w:p>
+      <w:pPr>
+        <w:numPr>
+          <w:ilvl w:val="0"/>
+          <w:numId w:val="14"/>
+        </w:numPr>
+        <w:rPr>
+          <w:sz w:val="22"/>
+          <w:szCs w:val="22"/>
+          <w:lang w:val="fr-FR"/>
+        </w:rPr>
+      </w:pPr>
+      <w:r>
+        <w:rPr>
+          <w:sz w:val="22"/>
+          <w:szCs w:val="22"/>
+          <w:lang w:val="fr-FR"/>
+        </w:rPr>
+        <w:t>5.3 - Tests et stabilité (Haute) : Tester les cas critiques (victoire/défaite, IA) et gérer les erreurs de saisie pour éviter les crashs.</w:t>
+      </w:r>
+    </w:p>
+    <w:p>
+      <w:pPr>
+        <w:rPr>
+          <w:sz w:val="22"/>
+          <w:szCs w:val="22"/>
           <w:lang w:val="fr-FR"/>
         </w:rPr>
       </w:pPr>
@@ -910,6 +1727,1760 @@
     </w:sectPr>
   </w:body>
 </w:document>
+</file>
+
+<file path=word/numbering.xml><?xml version="1.0" encoding="utf-8"?>
+<w:numbering xmlns:wpc="http://schemas.microsoft.com/office/word/2010/wordprocessingCanvas" xmlns:cx="http://schemas.microsoft.com/office/drawing/2014/chartex" xmlns:cx1="http://schemas.microsoft.com/office/drawing/2015/9/8/chartex" xmlns:cx2="http://schemas.microsoft.com/office/drawing/2015/10/21/chartex" xmlns:cx3="http://schemas.microsoft.com/office/drawing/2016/5/9/chartex" xmlns:cx4="http://schemas.microsoft.com/office/drawing/2016/5/10/chartex" xmlns:cx5="http://schemas.microsoft.com/office/drawing/2016/5/11/chartex" xmlns:cx6="http://schemas.microsoft.com/office/drawing/2016/5/12/chartex" xmlns:cx7="http://schemas.microsoft.com/office/drawing/2016/5/13/chartex" xmlns:cx8="http://schemas.microsoft.com/office/drawing/2016/5/14/chartex" xmlns:mc="http://schemas.openxmlformats.org/markup-compatibility/2006" xmlns:aink="http://schemas.microsoft.com/office/drawing/2016/ink" xmlns:am3d="http://schemas.microsoft.com/office/drawing/2017/model3d" xmlns:o="urn:schemas-microsoft-com:office:office" xmlns:oel="http://schemas.microsoft.com/office/2019/extlst" xmlns:r="http://schemas.openxmlformats.org/officeDocument/2006/relationships" xmlns:m="http://schemas.openxmlformats.org/officeDocument/2006/math" xmlns:v="urn:schemas-microsoft-com:vml" xmlns:wp14="http://schemas.microsoft.com/office/word/2010/wordprocessingDrawing" xmlns:wp="http://schemas.openxmlformats.org/drawingml/2006/wordprocessingDrawing" xmlns:w10="urn:schemas-microsoft-com:office:word" xmlns:w="http://schemas.openxmlformats.org/wordprocessingml/2006/main" xmlns:w14="http://schemas.microsoft.com/office/word/2010/wordml" xmlns:w15="http://schemas.microsoft.com/office/word/2012/wordml" xmlns:w16cex="http://schemas.microsoft.com/office/word/2018/wordml/cex" xmlns:w16cid="http://schemas.microsoft.com/office/word/2016/wordml/cid" xmlns:w16="http://schemas.microsoft.com/office/word/2018/wordml" xmlns:w16du="http://schemas.microsoft.com/office/word/2023/wordml/word16du" xmlns:w16sdtdh="http://schemas.microsoft.com/office/word/2020/wordml/sdtdatahash" xmlns:w16sdtfl="http://schemas.microsoft.com/office/word/2024/wordml/sdtformatlock" xmlns:w16se="http://schemas.microsoft.com/office/word/2015/wordml/symex" xmlns:wpg="http://schemas.microsoft.com/office/word/2010/wordprocessingGroup" xmlns:wpi="http://schemas.microsoft.com/office/word/2010/wordprocessingInk" xmlns:wne="http://schemas.microsoft.com/office/word/2006/wordml" xmlns:wps="http://schemas.microsoft.com/office/word/2010/wordprocessingShape" mc:Ignorable="w14 w15 w16se w16cid w16 w16cex w16sdtdh w16sdtfl w16du wp14">
+  <w:abstractNum w:abstractNumId="0" w15:restartNumberingAfterBreak="0">
+    <w:nsid w:val="064C3CC6"/>
+    <w:multiLevelType w:val="multilevel"/>
+    <w:tmpl w:val="83500FC2"/>
+    <w:lvl w:ilvl="0">
+      <w:start w:val="1"/>
+      <w:numFmt w:val="bullet"/>
+      <w:lvlText w:val=""/>
+      <w:lvlJc w:val="left"/>
+      <w:pPr>
+        <w:tabs>
+          <w:tab w:val="num" w:pos="720"/>
+        </w:tabs>
+        <w:ind w:left="720" w:hanging="360"/>
+      </w:pPr>
+      <w:rPr>
+        <w:rFonts w:ascii="Symbol" w:hAnsi="Symbol" w:hint="default"/>
+        <w:sz w:val="20"/>
+      </w:rPr>
+    </w:lvl>
+    <w:lvl w:ilvl="1" w:tentative="1">
+      <w:start w:val="1"/>
+      <w:numFmt w:val="bullet"/>
+      <w:lvlText w:val="o"/>
+      <w:lvlJc w:val="left"/>
+      <w:pPr>
+        <w:tabs>
+          <w:tab w:val="num" w:pos="1440"/>
+        </w:tabs>
+        <w:ind w:left="1440" w:hanging="360"/>
+      </w:pPr>
+      <w:rPr>
+        <w:rFonts w:ascii="Courier New" w:hAnsi="Courier New" w:hint="default"/>
+        <w:sz w:val="20"/>
+      </w:rPr>
+    </w:lvl>
+    <w:lvl w:ilvl="2" w:tentative="1">
+      <w:start w:val="1"/>
+      <w:numFmt w:val="bullet"/>
+      <w:lvlText w:val=""/>
+      <w:lvlJc w:val="left"/>
+      <w:pPr>
+        <w:tabs>
+          <w:tab w:val="num" w:pos="2160"/>
+        </w:tabs>
+        <w:ind w:left="2160" w:hanging="360"/>
+      </w:pPr>
+      <w:rPr>
+        <w:rFonts w:ascii="Wingdings" w:hAnsi="Wingdings" w:hint="default"/>
+        <w:sz w:val="20"/>
+      </w:rPr>
+    </w:lvl>
+    <w:lvl w:ilvl="3" w:tentative="1">
+      <w:start w:val="1"/>
+      <w:numFmt w:val="bullet"/>
+      <w:lvlText w:val=""/>
+      <w:lvlJc w:val="left"/>
+      <w:pPr>
+        <w:tabs>
+          <w:tab w:val="num" w:pos="2880"/>
+        </w:tabs>
+        <w:ind w:left="2880" w:hanging="360"/>
+      </w:pPr>
+      <w:rPr>
+        <w:rFonts w:ascii="Wingdings" w:hAnsi="Wingdings" w:hint="default"/>
+        <w:sz w:val="20"/>
+      </w:rPr>
+    </w:lvl>
+    <w:lvl w:ilvl="4" w:tentative="1">
+      <w:start w:val="1"/>
+      <w:numFmt w:val="bullet"/>
+      <w:lvlText w:val=""/>
+      <w:lvlJc w:val="left"/>
+      <w:pPr>
+        <w:tabs>
+          <w:tab w:val="num" w:pos="3600"/>
+        </w:tabs>
+        <w:ind w:left="3600" w:hanging="360"/>
+      </w:pPr>
+      <w:rPr>
+        <w:rFonts w:ascii="Wingdings" w:hAnsi="Wingdings" w:hint="default"/>
+        <w:sz w:val="20"/>
+      </w:rPr>
+    </w:lvl>
+    <w:lvl w:ilvl="5" w:tentative="1">
+      <w:start w:val="1"/>
+      <w:numFmt w:val="bullet"/>
+      <w:lvlText w:val=""/>
+      <w:lvlJc w:val="left"/>
+      <w:pPr>
+        <w:tabs>
+          <w:tab w:val="num" w:pos="4320"/>
+        </w:tabs>
+        <w:ind w:left="4320" w:hanging="360"/>
+      </w:pPr>
+      <w:rPr>
+        <w:rFonts w:ascii="Wingdings" w:hAnsi="Wingdings" w:hint="default"/>
+        <w:sz w:val="20"/>
+      </w:rPr>
+    </w:lvl>
+    <w:lvl w:ilvl="6" w:tentative="1">
+      <w:start w:val="1"/>
+      <w:numFmt w:val="bullet"/>
+      <w:lvlText w:val=""/>
+      <w:lvlJc w:val="left"/>
+      <w:pPr>
+        <w:tabs>
+          <w:tab w:val="num" w:pos="5040"/>
+        </w:tabs>
+        <w:ind w:left="5040" w:hanging="360"/>
+      </w:pPr>
+      <w:rPr>
+        <w:rFonts w:ascii="Wingdings" w:hAnsi="Wingdings" w:hint="default"/>
+        <w:sz w:val="20"/>
+      </w:rPr>
+    </w:lvl>
+    <w:lvl w:ilvl="7" w:tentative="1">
+      <w:start w:val="1"/>
+      <w:numFmt w:val="bullet"/>
+      <w:lvlText w:val=""/>
+      <w:lvlJc w:val="left"/>
+      <w:pPr>
+        <w:tabs>
+          <w:tab w:val="num" w:pos="5760"/>
+        </w:tabs>
+        <w:ind w:left="5760" w:hanging="360"/>
+      </w:pPr>
+      <w:rPr>
+        <w:rFonts w:ascii="Wingdings" w:hAnsi="Wingdings" w:hint="default"/>
+        <w:sz w:val="20"/>
+      </w:rPr>
+    </w:lvl>
+    <w:lvl w:ilvl="8" w:tentative="1">
+      <w:start w:val="1"/>
+      <w:numFmt w:val="bullet"/>
+      <w:lvlText w:val=""/>
+      <w:lvlJc w:val="left"/>
+      <w:pPr>
+        <w:tabs>
+          <w:tab w:val="num" w:pos="6480"/>
+        </w:tabs>
+        <w:ind w:left="6480" w:hanging="360"/>
+      </w:pPr>
+      <w:rPr>
+        <w:rFonts w:ascii="Wingdings" w:hAnsi="Wingdings" w:hint="default"/>
+        <w:sz w:val="20"/>
+      </w:rPr>
+    </w:lvl>
+  </w:abstractNum>
+  <w:abstractNum w:abstractNumId="1" w15:restartNumberingAfterBreak="0">
+    <w:nsid w:val="154059BF"/>
+    <w:multiLevelType w:val="multilevel"/>
+    <w:tmpl w:val="94305826"/>
+    <w:lvl w:ilvl="0">
+      <w:start w:val="1"/>
+      <w:numFmt w:val="bullet"/>
+      <w:lvlText w:val=""/>
+      <w:lvlJc w:val="left"/>
+      <w:pPr>
+        <w:tabs>
+          <w:tab w:val="num" w:pos="720"/>
+        </w:tabs>
+        <w:ind w:left="720" w:hanging="360"/>
+      </w:pPr>
+      <w:rPr>
+        <w:rFonts w:ascii="Symbol" w:hAnsi="Symbol" w:hint="default"/>
+        <w:sz w:val="20"/>
+      </w:rPr>
+    </w:lvl>
+    <w:lvl w:ilvl="1">
+      <w:start w:val="1"/>
+      <w:numFmt w:val="bullet"/>
+      <w:lvlText w:val="o"/>
+      <w:lvlJc w:val="left"/>
+      <w:pPr>
+        <w:tabs>
+          <w:tab w:val="num" w:pos="1440"/>
+        </w:tabs>
+        <w:ind w:left="1440" w:hanging="360"/>
+      </w:pPr>
+      <w:rPr>
+        <w:rFonts w:ascii="Courier New" w:hAnsi="Courier New" w:hint="default"/>
+        <w:sz w:val="20"/>
+      </w:rPr>
+    </w:lvl>
+    <w:lvl w:ilvl="2" w:tentative="1">
+      <w:start w:val="1"/>
+      <w:numFmt w:val="bullet"/>
+      <w:lvlText w:val=""/>
+      <w:lvlJc w:val="left"/>
+      <w:pPr>
+        <w:tabs>
+          <w:tab w:val="num" w:pos="2160"/>
+        </w:tabs>
+        <w:ind w:left="2160" w:hanging="360"/>
+      </w:pPr>
+      <w:rPr>
+        <w:rFonts w:ascii="Wingdings" w:hAnsi="Wingdings" w:hint="default"/>
+        <w:sz w:val="20"/>
+      </w:rPr>
+    </w:lvl>
+    <w:lvl w:ilvl="3" w:tentative="1">
+      <w:start w:val="1"/>
+      <w:numFmt w:val="bullet"/>
+      <w:lvlText w:val=""/>
+      <w:lvlJc w:val="left"/>
+      <w:pPr>
+        <w:tabs>
+          <w:tab w:val="num" w:pos="2880"/>
+        </w:tabs>
+        <w:ind w:left="2880" w:hanging="360"/>
+      </w:pPr>
+      <w:rPr>
+        <w:rFonts w:ascii="Wingdings" w:hAnsi="Wingdings" w:hint="default"/>
+        <w:sz w:val="20"/>
+      </w:rPr>
+    </w:lvl>
+    <w:lvl w:ilvl="4" w:tentative="1">
+      <w:start w:val="1"/>
+      <w:numFmt w:val="bullet"/>
+      <w:lvlText w:val=""/>
+      <w:lvlJc w:val="left"/>
+      <w:pPr>
+        <w:tabs>
+          <w:tab w:val="num" w:pos="3600"/>
+        </w:tabs>
+        <w:ind w:left="3600" w:hanging="360"/>
+      </w:pPr>
+      <w:rPr>
+        <w:rFonts w:ascii="Wingdings" w:hAnsi="Wingdings" w:hint="default"/>
+        <w:sz w:val="20"/>
+      </w:rPr>
+    </w:lvl>
+    <w:lvl w:ilvl="5" w:tentative="1">
+      <w:start w:val="1"/>
+      <w:numFmt w:val="bullet"/>
+      <w:lvlText w:val=""/>
+      <w:lvlJc w:val="left"/>
+      <w:pPr>
+        <w:tabs>
+          <w:tab w:val="num" w:pos="4320"/>
+        </w:tabs>
+        <w:ind w:left="4320" w:hanging="360"/>
+      </w:pPr>
+      <w:rPr>
+        <w:rFonts w:ascii="Wingdings" w:hAnsi="Wingdings" w:hint="default"/>
+        <w:sz w:val="20"/>
+      </w:rPr>
+    </w:lvl>
+    <w:lvl w:ilvl="6" w:tentative="1">
+      <w:start w:val="1"/>
+      <w:numFmt w:val="bullet"/>
+      <w:lvlText w:val=""/>
+      <w:lvlJc w:val="left"/>
+      <w:pPr>
+        <w:tabs>
+          <w:tab w:val="num" w:pos="5040"/>
+        </w:tabs>
+        <w:ind w:left="5040" w:hanging="360"/>
+      </w:pPr>
+      <w:rPr>
+        <w:rFonts w:ascii="Wingdings" w:hAnsi="Wingdings" w:hint="default"/>
+        <w:sz w:val="20"/>
+      </w:rPr>
+    </w:lvl>
+    <w:lvl w:ilvl="7" w:tentative="1">
+      <w:start w:val="1"/>
+      <w:numFmt w:val="bullet"/>
+      <w:lvlText w:val=""/>
+      <w:lvlJc w:val="left"/>
+      <w:pPr>
+        <w:tabs>
+          <w:tab w:val="num" w:pos="5760"/>
+        </w:tabs>
+        <w:ind w:left="5760" w:hanging="360"/>
+      </w:pPr>
+      <w:rPr>
+        <w:rFonts w:ascii="Wingdings" w:hAnsi="Wingdings" w:hint="default"/>
+        <w:sz w:val="20"/>
+      </w:rPr>
+    </w:lvl>
+    <w:lvl w:ilvl="8" w:tentative="1">
+      <w:start w:val="1"/>
+      <w:numFmt w:val="bullet"/>
+      <w:lvlText w:val=""/>
+      <w:lvlJc w:val="left"/>
+      <w:pPr>
+        <w:tabs>
+          <w:tab w:val="num" w:pos="6480"/>
+        </w:tabs>
+        <w:ind w:left="6480" w:hanging="360"/>
+      </w:pPr>
+      <w:rPr>
+        <w:rFonts w:ascii="Wingdings" w:hAnsi="Wingdings" w:hint="default"/>
+        <w:sz w:val="20"/>
+      </w:rPr>
+    </w:lvl>
+  </w:abstractNum>
+  <w:abstractNum w:abstractNumId="2" w15:restartNumberingAfterBreak="0">
+    <w:nsid w:val="1A9740D4"/>
+    <w:multiLevelType w:val="multilevel"/>
+    <w:tmpl w:val="92E4C384"/>
+    <w:lvl w:ilvl="0">
+      <w:start w:val="1"/>
+      <w:numFmt w:val="bullet"/>
+      <w:lvlText w:val=""/>
+      <w:lvlJc w:val="left"/>
+      <w:pPr>
+        <w:tabs>
+          <w:tab w:val="num" w:pos="720"/>
+        </w:tabs>
+        <w:ind w:left="720" w:hanging="360"/>
+      </w:pPr>
+      <w:rPr>
+        <w:rFonts w:ascii="Symbol" w:hAnsi="Symbol" w:hint="default"/>
+        <w:sz w:val="20"/>
+      </w:rPr>
+    </w:lvl>
+    <w:lvl w:ilvl="1" w:tentative="1">
+      <w:start w:val="1"/>
+      <w:numFmt w:val="bullet"/>
+      <w:lvlText w:val="o"/>
+      <w:lvlJc w:val="left"/>
+      <w:pPr>
+        <w:tabs>
+          <w:tab w:val="num" w:pos="1440"/>
+        </w:tabs>
+        <w:ind w:left="1440" w:hanging="360"/>
+      </w:pPr>
+      <w:rPr>
+        <w:rFonts w:ascii="Courier New" w:hAnsi="Courier New" w:hint="default"/>
+        <w:sz w:val="20"/>
+      </w:rPr>
+    </w:lvl>
+    <w:lvl w:ilvl="2" w:tentative="1">
+      <w:start w:val="1"/>
+      <w:numFmt w:val="bullet"/>
+      <w:lvlText w:val=""/>
+      <w:lvlJc w:val="left"/>
+      <w:pPr>
+        <w:tabs>
+          <w:tab w:val="num" w:pos="2160"/>
+        </w:tabs>
+        <w:ind w:left="2160" w:hanging="360"/>
+      </w:pPr>
+      <w:rPr>
+        <w:rFonts w:ascii="Wingdings" w:hAnsi="Wingdings" w:hint="default"/>
+        <w:sz w:val="20"/>
+      </w:rPr>
+    </w:lvl>
+    <w:lvl w:ilvl="3" w:tentative="1">
+      <w:start w:val="1"/>
+      <w:numFmt w:val="bullet"/>
+      <w:lvlText w:val=""/>
+      <w:lvlJc w:val="left"/>
+      <w:pPr>
+        <w:tabs>
+          <w:tab w:val="num" w:pos="2880"/>
+        </w:tabs>
+        <w:ind w:left="2880" w:hanging="360"/>
+      </w:pPr>
+      <w:rPr>
+        <w:rFonts w:ascii="Wingdings" w:hAnsi="Wingdings" w:hint="default"/>
+        <w:sz w:val="20"/>
+      </w:rPr>
+    </w:lvl>
+    <w:lvl w:ilvl="4" w:tentative="1">
+      <w:start w:val="1"/>
+      <w:numFmt w:val="bullet"/>
+      <w:lvlText w:val=""/>
+      <w:lvlJc w:val="left"/>
+      <w:pPr>
+        <w:tabs>
+          <w:tab w:val="num" w:pos="3600"/>
+        </w:tabs>
+        <w:ind w:left="3600" w:hanging="360"/>
+      </w:pPr>
+      <w:rPr>
+        <w:rFonts w:ascii="Wingdings" w:hAnsi="Wingdings" w:hint="default"/>
+        <w:sz w:val="20"/>
+      </w:rPr>
+    </w:lvl>
+    <w:lvl w:ilvl="5" w:tentative="1">
+      <w:start w:val="1"/>
+      <w:numFmt w:val="bullet"/>
+      <w:lvlText w:val=""/>
+      <w:lvlJc w:val="left"/>
+      <w:pPr>
+        <w:tabs>
+          <w:tab w:val="num" w:pos="4320"/>
+        </w:tabs>
+        <w:ind w:left="4320" w:hanging="360"/>
+      </w:pPr>
+      <w:rPr>
+        <w:rFonts w:ascii="Wingdings" w:hAnsi="Wingdings" w:hint="default"/>
+        <w:sz w:val="20"/>
+      </w:rPr>
+    </w:lvl>
+    <w:lvl w:ilvl="6" w:tentative="1">
+      <w:start w:val="1"/>
+      <w:numFmt w:val="bullet"/>
+      <w:lvlText w:val=""/>
+      <w:lvlJc w:val="left"/>
+      <w:pPr>
+        <w:tabs>
+          <w:tab w:val="num" w:pos="5040"/>
+        </w:tabs>
+        <w:ind w:left="5040" w:hanging="360"/>
+      </w:pPr>
+      <w:rPr>
+        <w:rFonts w:ascii="Wingdings" w:hAnsi="Wingdings" w:hint="default"/>
+        <w:sz w:val="20"/>
+      </w:rPr>
+    </w:lvl>
+    <w:lvl w:ilvl="7" w:tentative="1">
+      <w:start w:val="1"/>
+      <w:numFmt w:val="bullet"/>
+      <w:lvlText w:val=""/>
+      <w:lvlJc w:val="left"/>
+      <w:pPr>
+        <w:tabs>
+          <w:tab w:val="num" w:pos="5760"/>
+        </w:tabs>
+        <w:ind w:left="5760" w:hanging="360"/>
+      </w:pPr>
+      <w:rPr>
+        <w:rFonts w:ascii="Wingdings" w:hAnsi="Wingdings" w:hint="default"/>
+        <w:sz w:val="20"/>
+      </w:rPr>
+    </w:lvl>
+    <w:lvl w:ilvl="8" w:tentative="1">
+      <w:start w:val="1"/>
+      <w:numFmt w:val="bullet"/>
+      <w:lvlText w:val=""/>
+      <w:lvlJc w:val="left"/>
+      <w:pPr>
+        <w:tabs>
+          <w:tab w:val="num" w:pos="6480"/>
+        </w:tabs>
+        <w:ind w:left="6480" w:hanging="360"/>
+      </w:pPr>
+      <w:rPr>
+        <w:rFonts w:ascii="Wingdings" w:hAnsi="Wingdings" w:hint="default"/>
+        <w:sz w:val="20"/>
+      </w:rPr>
+    </w:lvl>
+  </w:abstractNum>
+  <w:abstractNum w:abstractNumId="3" w15:restartNumberingAfterBreak="0">
+    <w:nsid w:val="23F642F9"/>
+    <w:multiLevelType w:val="multilevel"/>
+    <w:tmpl w:val="0562EDB8"/>
+    <w:lvl w:ilvl="0">
+      <w:start w:val="1"/>
+      <w:numFmt w:val="bullet"/>
+      <w:lvlText w:val=""/>
+      <w:lvlJc w:val="left"/>
+      <w:pPr>
+        <w:tabs>
+          <w:tab w:val="num" w:pos="720"/>
+        </w:tabs>
+        <w:ind w:left="720" w:hanging="360"/>
+      </w:pPr>
+      <w:rPr>
+        <w:rFonts w:ascii="Symbol" w:hAnsi="Symbol" w:hint="default"/>
+        <w:sz w:val="20"/>
+      </w:rPr>
+    </w:lvl>
+    <w:lvl w:ilvl="1">
+      <w:start w:val="1"/>
+      <w:numFmt w:val="bullet"/>
+      <w:lvlText w:val="o"/>
+      <w:lvlJc w:val="left"/>
+      <w:pPr>
+        <w:tabs>
+          <w:tab w:val="num" w:pos="1440"/>
+        </w:tabs>
+        <w:ind w:left="1440" w:hanging="360"/>
+      </w:pPr>
+      <w:rPr>
+        <w:rFonts w:ascii="Courier New" w:hAnsi="Courier New" w:hint="default"/>
+        <w:sz w:val="20"/>
+      </w:rPr>
+    </w:lvl>
+    <w:lvl w:ilvl="2" w:tentative="1">
+      <w:start w:val="1"/>
+      <w:numFmt w:val="bullet"/>
+      <w:lvlText w:val=""/>
+      <w:lvlJc w:val="left"/>
+      <w:pPr>
+        <w:tabs>
+          <w:tab w:val="num" w:pos="2160"/>
+        </w:tabs>
+        <w:ind w:left="2160" w:hanging="360"/>
+      </w:pPr>
+      <w:rPr>
+        <w:rFonts w:ascii="Wingdings" w:hAnsi="Wingdings" w:hint="default"/>
+        <w:sz w:val="20"/>
+      </w:rPr>
+    </w:lvl>
+    <w:lvl w:ilvl="3" w:tentative="1">
+      <w:start w:val="1"/>
+      <w:numFmt w:val="bullet"/>
+      <w:lvlText w:val=""/>
+      <w:lvlJc w:val="left"/>
+      <w:pPr>
+        <w:tabs>
+          <w:tab w:val="num" w:pos="2880"/>
+        </w:tabs>
+        <w:ind w:left="2880" w:hanging="360"/>
+      </w:pPr>
+      <w:rPr>
+        <w:rFonts w:ascii="Wingdings" w:hAnsi="Wingdings" w:hint="default"/>
+        <w:sz w:val="20"/>
+      </w:rPr>
+    </w:lvl>
+    <w:lvl w:ilvl="4" w:tentative="1">
+      <w:start w:val="1"/>
+      <w:numFmt w:val="bullet"/>
+      <w:lvlText w:val=""/>
+      <w:lvlJc w:val="left"/>
+      <w:pPr>
+        <w:tabs>
+          <w:tab w:val="num" w:pos="3600"/>
+        </w:tabs>
+        <w:ind w:left="3600" w:hanging="360"/>
+      </w:pPr>
+      <w:rPr>
+        <w:rFonts w:ascii="Wingdings" w:hAnsi="Wingdings" w:hint="default"/>
+        <w:sz w:val="20"/>
+      </w:rPr>
+    </w:lvl>
+    <w:lvl w:ilvl="5" w:tentative="1">
+      <w:start w:val="1"/>
+      <w:numFmt w:val="bullet"/>
+      <w:lvlText w:val=""/>
+      <w:lvlJc w:val="left"/>
+      <w:pPr>
+        <w:tabs>
+          <w:tab w:val="num" w:pos="4320"/>
+        </w:tabs>
+        <w:ind w:left="4320" w:hanging="360"/>
+      </w:pPr>
+      <w:rPr>
+        <w:rFonts w:ascii="Wingdings" w:hAnsi="Wingdings" w:hint="default"/>
+        <w:sz w:val="20"/>
+      </w:rPr>
+    </w:lvl>
+    <w:lvl w:ilvl="6" w:tentative="1">
+      <w:start w:val="1"/>
+      <w:numFmt w:val="bullet"/>
+      <w:lvlText w:val=""/>
+      <w:lvlJc w:val="left"/>
+      <w:pPr>
+        <w:tabs>
+          <w:tab w:val="num" w:pos="5040"/>
+        </w:tabs>
+        <w:ind w:left="5040" w:hanging="360"/>
+      </w:pPr>
+      <w:rPr>
+        <w:rFonts w:ascii="Wingdings" w:hAnsi="Wingdings" w:hint="default"/>
+        <w:sz w:val="20"/>
+      </w:rPr>
+    </w:lvl>
+    <w:lvl w:ilvl="7" w:tentative="1">
+      <w:start w:val="1"/>
+      <w:numFmt w:val="bullet"/>
+      <w:lvlText w:val=""/>
+      <w:lvlJc w:val="left"/>
+      <w:pPr>
+        <w:tabs>
+          <w:tab w:val="num" w:pos="5760"/>
+        </w:tabs>
+        <w:ind w:left="5760" w:hanging="360"/>
+      </w:pPr>
+      <w:rPr>
+        <w:rFonts w:ascii="Wingdings" w:hAnsi="Wingdings" w:hint="default"/>
+        <w:sz w:val="20"/>
+      </w:rPr>
+    </w:lvl>
+    <w:lvl w:ilvl="8" w:tentative="1">
+      <w:start w:val="1"/>
+      <w:numFmt w:val="bullet"/>
+      <w:lvlText w:val=""/>
+      <w:lvlJc w:val="left"/>
+      <w:pPr>
+        <w:tabs>
+          <w:tab w:val="num" w:pos="6480"/>
+        </w:tabs>
+        <w:ind w:left="6480" w:hanging="360"/>
+      </w:pPr>
+      <w:rPr>
+        <w:rFonts w:ascii="Wingdings" w:hAnsi="Wingdings" w:hint="default"/>
+        <w:sz w:val="20"/>
+      </w:rPr>
+    </w:lvl>
+  </w:abstractNum>
+  <w:abstractNum w:abstractNumId="4" w15:restartNumberingAfterBreak="0">
+    <w:nsid w:val="32D5591B"/>
+    <w:multiLevelType w:val="multilevel"/>
+    <w:tmpl w:val="75BABC2E"/>
+    <w:lvl w:ilvl="0">
+      <w:start w:val="1"/>
+      <w:numFmt w:val="bullet"/>
+      <w:lvlText w:val=""/>
+      <w:lvlJc w:val="left"/>
+      <w:pPr>
+        <w:tabs>
+          <w:tab w:val="num" w:pos="720"/>
+        </w:tabs>
+        <w:ind w:left="720" w:hanging="360"/>
+      </w:pPr>
+      <w:rPr>
+        <w:rFonts w:ascii="Symbol" w:hAnsi="Symbol" w:hint="default"/>
+        <w:sz w:val="20"/>
+      </w:rPr>
+    </w:lvl>
+    <w:lvl w:ilvl="1" w:tentative="1">
+      <w:start w:val="1"/>
+      <w:numFmt w:val="bullet"/>
+      <w:lvlText w:val="o"/>
+      <w:lvlJc w:val="left"/>
+      <w:pPr>
+        <w:tabs>
+          <w:tab w:val="num" w:pos="1440"/>
+        </w:tabs>
+        <w:ind w:left="1440" w:hanging="360"/>
+      </w:pPr>
+      <w:rPr>
+        <w:rFonts w:ascii="Courier New" w:hAnsi="Courier New" w:hint="default"/>
+        <w:sz w:val="20"/>
+      </w:rPr>
+    </w:lvl>
+    <w:lvl w:ilvl="2" w:tentative="1">
+      <w:start w:val="1"/>
+      <w:numFmt w:val="bullet"/>
+      <w:lvlText w:val=""/>
+      <w:lvlJc w:val="left"/>
+      <w:pPr>
+        <w:tabs>
+          <w:tab w:val="num" w:pos="2160"/>
+        </w:tabs>
+        <w:ind w:left="2160" w:hanging="360"/>
+      </w:pPr>
+      <w:rPr>
+        <w:rFonts w:ascii="Wingdings" w:hAnsi="Wingdings" w:hint="default"/>
+        <w:sz w:val="20"/>
+      </w:rPr>
+    </w:lvl>
+    <w:lvl w:ilvl="3" w:tentative="1">
+      <w:start w:val="1"/>
+      <w:numFmt w:val="bullet"/>
+      <w:lvlText w:val=""/>
+      <w:lvlJc w:val="left"/>
+      <w:pPr>
+        <w:tabs>
+          <w:tab w:val="num" w:pos="2880"/>
+        </w:tabs>
+        <w:ind w:left="2880" w:hanging="360"/>
+      </w:pPr>
+      <w:rPr>
+        <w:rFonts w:ascii="Wingdings" w:hAnsi="Wingdings" w:hint="default"/>
+        <w:sz w:val="20"/>
+      </w:rPr>
+    </w:lvl>
+    <w:lvl w:ilvl="4" w:tentative="1">
+      <w:start w:val="1"/>
+      <w:numFmt w:val="bullet"/>
+      <w:lvlText w:val=""/>
+      <w:lvlJc w:val="left"/>
+      <w:pPr>
+        <w:tabs>
+          <w:tab w:val="num" w:pos="3600"/>
+        </w:tabs>
+        <w:ind w:left="3600" w:hanging="360"/>
+      </w:pPr>
+      <w:rPr>
+        <w:rFonts w:ascii="Wingdings" w:hAnsi="Wingdings" w:hint="default"/>
+        <w:sz w:val="20"/>
+      </w:rPr>
+    </w:lvl>
+    <w:lvl w:ilvl="5" w:tentative="1">
+      <w:start w:val="1"/>
+      <w:numFmt w:val="bullet"/>
+      <w:lvlText w:val=""/>
+      <w:lvlJc w:val="left"/>
+      <w:pPr>
+        <w:tabs>
+          <w:tab w:val="num" w:pos="4320"/>
+        </w:tabs>
+        <w:ind w:left="4320" w:hanging="360"/>
+      </w:pPr>
+      <w:rPr>
+        <w:rFonts w:ascii="Wingdings" w:hAnsi="Wingdings" w:hint="default"/>
+        <w:sz w:val="20"/>
+      </w:rPr>
+    </w:lvl>
+    <w:lvl w:ilvl="6" w:tentative="1">
+      <w:start w:val="1"/>
+      <w:numFmt w:val="bullet"/>
+      <w:lvlText w:val=""/>
+      <w:lvlJc w:val="left"/>
+      <w:pPr>
+        <w:tabs>
+          <w:tab w:val="num" w:pos="5040"/>
+        </w:tabs>
+        <w:ind w:left="5040" w:hanging="360"/>
+      </w:pPr>
+      <w:rPr>
+        <w:rFonts w:ascii="Wingdings" w:hAnsi="Wingdings" w:hint="default"/>
+        <w:sz w:val="20"/>
+      </w:rPr>
+    </w:lvl>
+    <w:lvl w:ilvl="7" w:tentative="1">
+      <w:start w:val="1"/>
+      <w:numFmt w:val="bullet"/>
+      <w:lvlText w:val=""/>
+      <w:lvlJc w:val="left"/>
+      <w:pPr>
+        <w:tabs>
+          <w:tab w:val="num" w:pos="5760"/>
+        </w:tabs>
+        <w:ind w:left="5760" w:hanging="360"/>
+      </w:pPr>
+      <w:rPr>
+        <w:rFonts w:ascii="Wingdings" w:hAnsi="Wingdings" w:hint="default"/>
+        <w:sz w:val="20"/>
+      </w:rPr>
+    </w:lvl>
+    <w:lvl w:ilvl="8" w:tentative="1">
+      <w:start w:val="1"/>
+      <w:numFmt w:val="bullet"/>
+      <w:lvlText w:val=""/>
+      <w:lvlJc w:val="left"/>
+      <w:pPr>
+        <w:tabs>
+          <w:tab w:val="num" w:pos="6480"/>
+        </w:tabs>
+        <w:ind w:left="6480" w:hanging="360"/>
+      </w:pPr>
+      <w:rPr>
+        <w:rFonts w:ascii="Wingdings" w:hAnsi="Wingdings" w:hint="default"/>
+        <w:sz w:val="20"/>
+      </w:rPr>
+    </w:lvl>
+  </w:abstractNum>
+  <w:abstractNum w:abstractNumId="5" w15:restartNumberingAfterBreak="0">
+    <w:nsid w:val="494C37CE"/>
+    <w:multiLevelType w:val="multilevel"/>
+    <w:tmpl w:val="45B248CE"/>
+    <w:lvl w:ilvl="0">
+      <w:start w:val="1"/>
+      <w:numFmt w:val="bullet"/>
+      <w:lvlText w:val=""/>
+      <w:lvlJc w:val="left"/>
+      <w:pPr>
+        <w:tabs>
+          <w:tab w:val="num" w:pos="720"/>
+        </w:tabs>
+        <w:ind w:left="720" w:hanging="360"/>
+      </w:pPr>
+      <w:rPr>
+        <w:rFonts w:ascii="Symbol" w:hAnsi="Symbol" w:hint="default"/>
+        <w:sz w:val="20"/>
+      </w:rPr>
+    </w:lvl>
+    <w:lvl w:ilvl="1" w:tentative="1">
+      <w:start w:val="1"/>
+      <w:numFmt w:val="bullet"/>
+      <w:lvlText w:val="o"/>
+      <w:lvlJc w:val="left"/>
+      <w:pPr>
+        <w:tabs>
+          <w:tab w:val="num" w:pos="1440"/>
+        </w:tabs>
+        <w:ind w:left="1440" w:hanging="360"/>
+      </w:pPr>
+      <w:rPr>
+        <w:rFonts w:ascii="Courier New" w:hAnsi="Courier New" w:hint="default"/>
+        <w:sz w:val="20"/>
+      </w:rPr>
+    </w:lvl>
+    <w:lvl w:ilvl="2" w:tentative="1">
+      <w:start w:val="1"/>
+      <w:numFmt w:val="bullet"/>
+      <w:lvlText w:val=""/>
+      <w:lvlJc w:val="left"/>
+      <w:pPr>
+        <w:tabs>
+          <w:tab w:val="num" w:pos="2160"/>
+        </w:tabs>
+        <w:ind w:left="2160" w:hanging="360"/>
+      </w:pPr>
+      <w:rPr>
+        <w:rFonts w:ascii="Wingdings" w:hAnsi="Wingdings" w:hint="default"/>
+        <w:sz w:val="20"/>
+      </w:rPr>
+    </w:lvl>
+    <w:lvl w:ilvl="3" w:tentative="1">
+      <w:start w:val="1"/>
+      <w:numFmt w:val="bullet"/>
+      <w:lvlText w:val=""/>
+      <w:lvlJc w:val="left"/>
+      <w:pPr>
+        <w:tabs>
+          <w:tab w:val="num" w:pos="2880"/>
+        </w:tabs>
+        <w:ind w:left="2880" w:hanging="360"/>
+      </w:pPr>
+      <w:rPr>
+        <w:rFonts w:ascii="Wingdings" w:hAnsi="Wingdings" w:hint="default"/>
+        <w:sz w:val="20"/>
+      </w:rPr>
+    </w:lvl>
+    <w:lvl w:ilvl="4" w:tentative="1">
+      <w:start w:val="1"/>
+      <w:numFmt w:val="bullet"/>
+      <w:lvlText w:val=""/>
+      <w:lvlJc w:val="left"/>
+      <w:pPr>
+        <w:tabs>
+          <w:tab w:val="num" w:pos="3600"/>
+        </w:tabs>
+        <w:ind w:left="3600" w:hanging="360"/>
+      </w:pPr>
+      <w:rPr>
+        <w:rFonts w:ascii="Wingdings" w:hAnsi="Wingdings" w:hint="default"/>
+        <w:sz w:val="20"/>
+      </w:rPr>
+    </w:lvl>
+    <w:lvl w:ilvl="5" w:tentative="1">
+      <w:start w:val="1"/>
+      <w:numFmt w:val="bullet"/>
+      <w:lvlText w:val=""/>
+      <w:lvlJc w:val="left"/>
+      <w:pPr>
+        <w:tabs>
+          <w:tab w:val="num" w:pos="4320"/>
+        </w:tabs>
+        <w:ind w:left="4320" w:hanging="360"/>
+      </w:pPr>
+      <w:rPr>
+        <w:rFonts w:ascii="Wingdings" w:hAnsi="Wingdings" w:hint="default"/>
+        <w:sz w:val="20"/>
+      </w:rPr>
+    </w:lvl>
+    <w:lvl w:ilvl="6" w:tentative="1">
+      <w:start w:val="1"/>
+      <w:numFmt w:val="bullet"/>
+      <w:lvlText w:val=""/>
+      <w:lvlJc w:val="left"/>
+      <w:pPr>
+        <w:tabs>
+          <w:tab w:val="num" w:pos="5040"/>
+        </w:tabs>
+        <w:ind w:left="5040" w:hanging="360"/>
+      </w:pPr>
+      <w:rPr>
+        <w:rFonts w:ascii="Wingdings" w:hAnsi="Wingdings" w:hint="default"/>
+        <w:sz w:val="20"/>
+      </w:rPr>
+    </w:lvl>
+    <w:lvl w:ilvl="7" w:tentative="1">
+      <w:start w:val="1"/>
+      <w:numFmt w:val="bullet"/>
+      <w:lvlText w:val=""/>
+      <w:lvlJc w:val="left"/>
+      <w:pPr>
+        <w:tabs>
+          <w:tab w:val="num" w:pos="5760"/>
+        </w:tabs>
+        <w:ind w:left="5760" w:hanging="360"/>
+      </w:pPr>
+      <w:rPr>
+        <w:rFonts w:ascii="Wingdings" w:hAnsi="Wingdings" w:hint="default"/>
+        <w:sz w:val="20"/>
+      </w:rPr>
+    </w:lvl>
+    <w:lvl w:ilvl="8" w:tentative="1">
+      <w:start w:val="1"/>
+      <w:numFmt w:val="bullet"/>
+      <w:lvlText w:val=""/>
+      <w:lvlJc w:val="left"/>
+      <w:pPr>
+        <w:tabs>
+          <w:tab w:val="num" w:pos="6480"/>
+        </w:tabs>
+        <w:ind w:left="6480" w:hanging="360"/>
+      </w:pPr>
+      <w:rPr>
+        <w:rFonts w:ascii="Wingdings" w:hAnsi="Wingdings" w:hint="default"/>
+        <w:sz w:val="20"/>
+      </w:rPr>
+    </w:lvl>
+  </w:abstractNum>
+  <w:abstractNum w:abstractNumId="6" w15:restartNumberingAfterBreak="0">
+    <w:nsid w:val="52E60274"/>
+    <w:multiLevelType w:val="multilevel"/>
+    <w:tmpl w:val="7B7CE580"/>
+    <w:lvl w:ilvl="0">
+      <w:start w:val="1"/>
+      <w:numFmt w:val="bullet"/>
+      <w:lvlText w:val=""/>
+      <w:lvlJc w:val="left"/>
+      <w:pPr>
+        <w:tabs>
+          <w:tab w:val="num" w:pos="720"/>
+        </w:tabs>
+        <w:ind w:left="720" w:hanging="360"/>
+      </w:pPr>
+      <w:rPr>
+        <w:rFonts w:ascii="Symbol" w:hAnsi="Symbol" w:hint="default"/>
+        <w:sz w:val="20"/>
+      </w:rPr>
+    </w:lvl>
+    <w:lvl w:ilvl="1">
+      <w:start w:val="1"/>
+      <w:numFmt w:val="bullet"/>
+      <w:lvlText w:val="o"/>
+      <w:lvlJc w:val="left"/>
+      <w:pPr>
+        <w:tabs>
+          <w:tab w:val="num" w:pos="1440"/>
+        </w:tabs>
+        <w:ind w:left="1440" w:hanging="360"/>
+      </w:pPr>
+      <w:rPr>
+        <w:rFonts w:ascii="Courier New" w:hAnsi="Courier New" w:hint="default"/>
+        <w:sz w:val="20"/>
+      </w:rPr>
+    </w:lvl>
+    <w:lvl w:ilvl="2" w:tentative="1">
+      <w:start w:val="1"/>
+      <w:numFmt w:val="bullet"/>
+      <w:lvlText w:val=""/>
+      <w:lvlJc w:val="left"/>
+      <w:pPr>
+        <w:tabs>
+          <w:tab w:val="num" w:pos="2160"/>
+        </w:tabs>
+        <w:ind w:left="2160" w:hanging="360"/>
+      </w:pPr>
+      <w:rPr>
+        <w:rFonts w:ascii="Wingdings" w:hAnsi="Wingdings" w:hint="default"/>
+        <w:sz w:val="20"/>
+      </w:rPr>
+    </w:lvl>
+    <w:lvl w:ilvl="3" w:tentative="1">
+      <w:start w:val="1"/>
+      <w:numFmt w:val="bullet"/>
+      <w:lvlText w:val=""/>
+      <w:lvlJc w:val="left"/>
+      <w:pPr>
+        <w:tabs>
+          <w:tab w:val="num" w:pos="2880"/>
+        </w:tabs>
+        <w:ind w:left="2880" w:hanging="360"/>
+      </w:pPr>
+      <w:rPr>
+        <w:rFonts w:ascii="Wingdings" w:hAnsi="Wingdings" w:hint="default"/>
+        <w:sz w:val="20"/>
+      </w:rPr>
+    </w:lvl>
+    <w:lvl w:ilvl="4" w:tentative="1">
+      <w:start w:val="1"/>
+      <w:numFmt w:val="bullet"/>
+      <w:lvlText w:val=""/>
+      <w:lvlJc w:val="left"/>
+      <w:pPr>
+        <w:tabs>
+          <w:tab w:val="num" w:pos="3600"/>
+        </w:tabs>
+        <w:ind w:left="3600" w:hanging="360"/>
+      </w:pPr>
+      <w:rPr>
+        <w:rFonts w:ascii="Wingdings" w:hAnsi="Wingdings" w:hint="default"/>
+        <w:sz w:val="20"/>
+      </w:rPr>
+    </w:lvl>
+    <w:lvl w:ilvl="5" w:tentative="1">
+      <w:start w:val="1"/>
+      <w:numFmt w:val="bullet"/>
+      <w:lvlText w:val=""/>
+      <w:lvlJc w:val="left"/>
+      <w:pPr>
+        <w:tabs>
+          <w:tab w:val="num" w:pos="4320"/>
+        </w:tabs>
+        <w:ind w:left="4320" w:hanging="360"/>
+      </w:pPr>
+      <w:rPr>
+        <w:rFonts w:ascii="Wingdings" w:hAnsi="Wingdings" w:hint="default"/>
+        <w:sz w:val="20"/>
+      </w:rPr>
+    </w:lvl>
+    <w:lvl w:ilvl="6" w:tentative="1">
+      <w:start w:val="1"/>
+      <w:numFmt w:val="bullet"/>
+      <w:lvlText w:val=""/>
+      <w:lvlJc w:val="left"/>
+      <w:pPr>
+        <w:tabs>
+          <w:tab w:val="num" w:pos="5040"/>
+        </w:tabs>
+        <w:ind w:left="5040" w:hanging="360"/>
+      </w:pPr>
+      <w:rPr>
+        <w:rFonts w:ascii="Wingdings" w:hAnsi="Wingdings" w:hint="default"/>
+        <w:sz w:val="20"/>
+      </w:rPr>
+    </w:lvl>
+    <w:lvl w:ilvl="7" w:tentative="1">
+      <w:start w:val="1"/>
+      <w:numFmt w:val="bullet"/>
+      <w:lvlText w:val=""/>
+      <w:lvlJc w:val="left"/>
+      <w:pPr>
+        <w:tabs>
+          <w:tab w:val="num" w:pos="5760"/>
+        </w:tabs>
+        <w:ind w:left="5760" w:hanging="360"/>
+      </w:pPr>
+      <w:rPr>
+        <w:rFonts w:ascii="Wingdings" w:hAnsi="Wingdings" w:hint="default"/>
+        <w:sz w:val="20"/>
+      </w:rPr>
+    </w:lvl>
+    <w:lvl w:ilvl="8" w:tentative="1">
+      <w:start w:val="1"/>
+      <w:numFmt w:val="bullet"/>
+      <w:lvlText w:val=""/>
+      <w:lvlJc w:val="left"/>
+      <w:pPr>
+        <w:tabs>
+          <w:tab w:val="num" w:pos="6480"/>
+        </w:tabs>
+        <w:ind w:left="6480" w:hanging="360"/>
+      </w:pPr>
+      <w:rPr>
+        <w:rFonts w:ascii="Wingdings" w:hAnsi="Wingdings" w:hint="default"/>
+        <w:sz w:val="20"/>
+      </w:rPr>
+    </w:lvl>
+  </w:abstractNum>
+  <w:abstractNum w:abstractNumId="7" w15:restartNumberingAfterBreak="0">
+    <w:nsid w:val="591844E9"/>
+    <w:multiLevelType w:val="multilevel"/>
+    <w:tmpl w:val="CA3C1B06"/>
+    <w:lvl w:ilvl="0">
+      <w:start w:val="1"/>
+      <w:numFmt w:val="bullet"/>
+      <w:lvlText w:val=""/>
+      <w:lvlJc w:val="left"/>
+      <w:pPr>
+        <w:tabs>
+          <w:tab w:val="num" w:pos="720"/>
+        </w:tabs>
+        <w:ind w:left="720" w:hanging="360"/>
+      </w:pPr>
+      <w:rPr>
+        <w:rFonts w:ascii="Symbol" w:hAnsi="Symbol" w:hint="default"/>
+        <w:sz w:val="20"/>
+      </w:rPr>
+    </w:lvl>
+    <w:lvl w:ilvl="1">
+      <w:start w:val="1"/>
+      <w:numFmt w:val="bullet"/>
+      <w:lvlText w:val="o"/>
+      <w:lvlJc w:val="left"/>
+      <w:pPr>
+        <w:tabs>
+          <w:tab w:val="num" w:pos="1440"/>
+        </w:tabs>
+        <w:ind w:left="1440" w:hanging="360"/>
+      </w:pPr>
+      <w:rPr>
+        <w:rFonts w:ascii="Courier New" w:hAnsi="Courier New" w:hint="default"/>
+        <w:sz w:val="20"/>
+      </w:rPr>
+    </w:lvl>
+    <w:lvl w:ilvl="2" w:tentative="1">
+      <w:start w:val="1"/>
+      <w:numFmt w:val="bullet"/>
+      <w:lvlText w:val=""/>
+      <w:lvlJc w:val="left"/>
+      <w:pPr>
+        <w:tabs>
+          <w:tab w:val="num" w:pos="2160"/>
+        </w:tabs>
+        <w:ind w:left="2160" w:hanging="360"/>
+      </w:pPr>
+      <w:rPr>
+        <w:rFonts w:ascii="Wingdings" w:hAnsi="Wingdings" w:hint="default"/>
+        <w:sz w:val="20"/>
+      </w:rPr>
+    </w:lvl>
+    <w:lvl w:ilvl="3" w:tentative="1">
+      <w:start w:val="1"/>
+      <w:numFmt w:val="bullet"/>
+      <w:lvlText w:val=""/>
+      <w:lvlJc w:val="left"/>
+      <w:pPr>
+        <w:tabs>
+          <w:tab w:val="num" w:pos="2880"/>
+        </w:tabs>
+        <w:ind w:left="2880" w:hanging="360"/>
+      </w:pPr>
+      <w:rPr>
+        <w:rFonts w:ascii="Wingdings" w:hAnsi="Wingdings" w:hint="default"/>
+        <w:sz w:val="20"/>
+      </w:rPr>
+    </w:lvl>
+    <w:lvl w:ilvl="4" w:tentative="1">
+      <w:start w:val="1"/>
+      <w:numFmt w:val="bullet"/>
+      <w:lvlText w:val=""/>
+      <w:lvlJc w:val="left"/>
+      <w:pPr>
+        <w:tabs>
+          <w:tab w:val="num" w:pos="3600"/>
+        </w:tabs>
+        <w:ind w:left="3600" w:hanging="360"/>
+      </w:pPr>
+      <w:rPr>
+        <w:rFonts w:ascii="Wingdings" w:hAnsi="Wingdings" w:hint="default"/>
+        <w:sz w:val="20"/>
+      </w:rPr>
+    </w:lvl>
+    <w:lvl w:ilvl="5" w:tentative="1">
+      <w:start w:val="1"/>
+      <w:numFmt w:val="bullet"/>
+      <w:lvlText w:val=""/>
+      <w:lvlJc w:val="left"/>
+      <w:pPr>
+        <w:tabs>
+          <w:tab w:val="num" w:pos="4320"/>
+        </w:tabs>
+        <w:ind w:left="4320" w:hanging="360"/>
+      </w:pPr>
+      <w:rPr>
+        <w:rFonts w:ascii="Wingdings" w:hAnsi="Wingdings" w:hint="default"/>
+        <w:sz w:val="20"/>
+      </w:rPr>
+    </w:lvl>
+    <w:lvl w:ilvl="6" w:tentative="1">
+      <w:start w:val="1"/>
+      <w:numFmt w:val="bullet"/>
+      <w:lvlText w:val=""/>
+      <w:lvlJc w:val="left"/>
+      <w:pPr>
+        <w:tabs>
+          <w:tab w:val="num" w:pos="5040"/>
+        </w:tabs>
+        <w:ind w:left="5040" w:hanging="360"/>
+      </w:pPr>
+      <w:rPr>
+        <w:rFonts w:ascii="Wingdings" w:hAnsi="Wingdings" w:hint="default"/>
+        <w:sz w:val="20"/>
+      </w:rPr>
+    </w:lvl>
+    <w:lvl w:ilvl="7" w:tentative="1">
+      <w:start w:val="1"/>
+      <w:numFmt w:val="bullet"/>
+      <w:lvlText w:val=""/>
+      <w:lvlJc w:val="left"/>
+      <w:pPr>
+        <w:tabs>
+          <w:tab w:val="num" w:pos="5760"/>
+        </w:tabs>
+        <w:ind w:left="5760" w:hanging="360"/>
+      </w:pPr>
+      <w:rPr>
+        <w:rFonts w:ascii="Wingdings" w:hAnsi="Wingdings" w:hint="default"/>
+        <w:sz w:val="20"/>
+      </w:rPr>
+    </w:lvl>
+    <w:lvl w:ilvl="8" w:tentative="1">
+      <w:start w:val="1"/>
+      <w:numFmt w:val="bullet"/>
+      <w:lvlText w:val=""/>
+      <w:lvlJc w:val="left"/>
+      <w:pPr>
+        <w:tabs>
+          <w:tab w:val="num" w:pos="6480"/>
+        </w:tabs>
+        <w:ind w:left="6480" w:hanging="360"/>
+      </w:pPr>
+      <w:rPr>
+        <w:rFonts w:ascii="Wingdings" w:hAnsi="Wingdings" w:hint="default"/>
+        <w:sz w:val="20"/>
+      </w:rPr>
+    </w:lvl>
+  </w:abstractNum>
+  <w:abstractNum w:abstractNumId="8" w15:restartNumberingAfterBreak="0">
+    <w:nsid w:val="5BBC055E"/>
+    <w:multiLevelType w:val="multilevel"/>
+    <w:tmpl w:val="4E266FA0"/>
+    <w:lvl w:ilvl="0">
+      <w:start w:val="1"/>
+      <w:numFmt w:val="bullet"/>
+      <w:lvlText w:val=""/>
+      <w:lvlJc w:val="left"/>
+      <w:pPr>
+        <w:tabs>
+          <w:tab w:val="num" w:pos="720"/>
+        </w:tabs>
+        <w:ind w:left="720" w:hanging="360"/>
+      </w:pPr>
+      <w:rPr>
+        <w:rFonts w:ascii="Symbol" w:hAnsi="Symbol" w:hint="default"/>
+        <w:sz w:val="20"/>
+      </w:rPr>
+    </w:lvl>
+    <w:lvl w:ilvl="1" w:tentative="1">
+      <w:start w:val="1"/>
+      <w:numFmt w:val="bullet"/>
+      <w:lvlText w:val="o"/>
+      <w:lvlJc w:val="left"/>
+      <w:pPr>
+        <w:tabs>
+          <w:tab w:val="num" w:pos="1440"/>
+        </w:tabs>
+        <w:ind w:left="1440" w:hanging="360"/>
+      </w:pPr>
+      <w:rPr>
+        <w:rFonts w:ascii="Courier New" w:hAnsi="Courier New" w:hint="default"/>
+        <w:sz w:val="20"/>
+      </w:rPr>
+    </w:lvl>
+    <w:lvl w:ilvl="2" w:tentative="1">
+      <w:start w:val="1"/>
+      <w:numFmt w:val="bullet"/>
+      <w:lvlText w:val=""/>
+      <w:lvlJc w:val="left"/>
+      <w:pPr>
+        <w:tabs>
+          <w:tab w:val="num" w:pos="2160"/>
+        </w:tabs>
+        <w:ind w:left="2160" w:hanging="360"/>
+      </w:pPr>
+      <w:rPr>
+        <w:rFonts w:ascii="Wingdings" w:hAnsi="Wingdings" w:hint="default"/>
+        <w:sz w:val="20"/>
+      </w:rPr>
+    </w:lvl>
+    <w:lvl w:ilvl="3" w:tentative="1">
+      <w:start w:val="1"/>
+      <w:numFmt w:val="bullet"/>
+      <w:lvlText w:val=""/>
+      <w:lvlJc w:val="left"/>
+      <w:pPr>
+        <w:tabs>
+          <w:tab w:val="num" w:pos="2880"/>
+        </w:tabs>
+        <w:ind w:left="2880" w:hanging="360"/>
+      </w:pPr>
+      <w:rPr>
+        <w:rFonts w:ascii="Wingdings" w:hAnsi="Wingdings" w:hint="default"/>
+        <w:sz w:val="20"/>
+      </w:rPr>
+    </w:lvl>
+    <w:lvl w:ilvl="4" w:tentative="1">
+      <w:start w:val="1"/>
+      <w:numFmt w:val="bullet"/>
+      <w:lvlText w:val=""/>
+      <w:lvlJc w:val="left"/>
+      <w:pPr>
+        <w:tabs>
+          <w:tab w:val="num" w:pos="3600"/>
+        </w:tabs>
+        <w:ind w:left="3600" w:hanging="360"/>
+      </w:pPr>
+      <w:rPr>
+        <w:rFonts w:ascii="Wingdings" w:hAnsi="Wingdings" w:hint="default"/>
+        <w:sz w:val="20"/>
+      </w:rPr>
+    </w:lvl>
+    <w:lvl w:ilvl="5" w:tentative="1">
+      <w:start w:val="1"/>
+      <w:numFmt w:val="bullet"/>
+      <w:lvlText w:val=""/>
+      <w:lvlJc w:val="left"/>
+      <w:pPr>
+        <w:tabs>
+          <w:tab w:val="num" w:pos="4320"/>
+        </w:tabs>
+        <w:ind w:left="4320" w:hanging="360"/>
+      </w:pPr>
+      <w:rPr>
+        <w:rFonts w:ascii="Wingdings" w:hAnsi="Wingdings" w:hint="default"/>
+        <w:sz w:val="20"/>
+      </w:rPr>
+    </w:lvl>
+    <w:lvl w:ilvl="6" w:tentative="1">
+      <w:start w:val="1"/>
+      <w:numFmt w:val="bullet"/>
+      <w:lvlText w:val=""/>
+      <w:lvlJc w:val="left"/>
+      <w:pPr>
+        <w:tabs>
+          <w:tab w:val="num" w:pos="5040"/>
+        </w:tabs>
+        <w:ind w:left="5040" w:hanging="360"/>
+      </w:pPr>
+      <w:rPr>
+        <w:rFonts w:ascii="Wingdings" w:hAnsi="Wingdings" w:hint="default"/>
+        <w:sz w:val="20"/>
+      </w:rPr>
+    </w:lvl>
+    <w:lvl w:ilvl="7" w:tentative="1">
+      <w:start w:val="1"/>
+      <w:numFmt w:val="bullet"/>
+      <w:lvlText w:val=""/>
+      <w:lvlJc w:val="left"/>
+      <w:pPr>
+        <w:tabs>
+          <w:tab w:val="num" w:pos="5760"/>
+        </w:tabs>
+        <w:ind w:left="5760" w:hanging="360"/>
+      </w:pPr>
+      <w:rPr>
+        <w:rFonts w:ascii="Wingdings" w:hAnsi="Wingdings" w:hint="default"/>
+        <w:sz w:val="20"/>
+      </w:rPr>
+    </w:lvl>
+    <w:lvl w:ilvl="8" w:tentative="1">
+      <w:start w:val="1"/>
+      <w:numFmt w:val="bullet"/>
+      <w:lvlText w:val=""/>
+      <w:lvlJc w:val="left"/>
+      <w:pPr>
+        <w:tabs>
+          <w:tab w:val="num" w:pos="6480"/>
+        </w:tabs>
+        <w:ind w:left="6480" w:hanging="360"/>
+      </w:pPr>
+      <w:rPr>
+        <w:rFonts w:ascii="Wingdings" w:hAnsi="Wingdings" w:hint="default"/>
+        <w:sz w:val="20"/>
+      </w:rPr>
+    </w:lvl>
+  </w:abstractNum>
+  <w:abstractNum w:abstractNumId="9" w15:restartNumberingAfterBreak="0">
+    <w:nsid w:val="6D56393F"/>
+    <w:multiLevelType w:val="multilevel"/>
+    <w:tmpl w:val="DD466C36"/>
+    <w:lvl w:ilvl="0">
+      <w:start w:val="1"/>
+      <w:numFmt w:val="bullet"/>
+      <w:lvlText w:val=""/>
+      <w:lvlJc w:val="left"/>
+      <w:pPr>
+        <w:tabs>
+          <w:tab w:val="num" w:pos="720"/>
+        </w:tabs>
+        <w:ind w:left="720" w:hanging="360"/>
+      </w:pPr>
+      <w:rPr>
+        <w:rFonts w:ascii="Symbol" w:hAnsi="Symbol" w:hint="default"/>
+        <w:sz w:val="20"/>
+      </w:rPr>
+    </w:lvl>
+    <w:lvl w:ilvl="1" w:tentative="1">
+      <w:start w:val="1"/>
+      <w:numFmt w:val="bullet"/>
+      <w:lvlText w:val="o"/>
+      <w:lvlJc w:val="left"/>
+      <w:pPr>
+        <w:tabs>
+          <w:tab w:val="num" w:pos="1440"/>
+        </w:tabs>
+        <w:ind w:left="1440" w:hanging="360"/>
+      </w:pPr>
+      <w:rPr>
+        <w:rFonts w:ascii="Courier New" w:hAnsi="Courier New" w:hint="default"/>
+        <w:sz w:val="20"/>
+      </w:rPr>
+    </w:lvl>
+    <w:lvl w:ilvl="2" w:tentative="1">
+      <w:start w:val="1"/>
+      <w:numFmt w:val="bullet"/>
+      <w:lvlText w:val=""/>
+      <w:lvlJc w:val="left"/>
+      <w:pPr>
+        <w:tabs>
+          <w:tab w:val="num" w:pos="2160"/>
+        </w:tabs>
+        <w:ind w:left="2160" w:hanging="360"/>
+      </w:pPr>
+      <w:rPr>
+        <w:rFonts w:ascii="Wingdings" w:hAnsi="Wingdings" w:hint="default"/>
+        <w:sz w:val="20"/>
+      </w:rPr>
+    </w:lvl>
+    <w:lvl w:ilvl="3" w:tentative="1">
+      <w:start w:val="1"/>
+      <w:numFmt w:val="bullet"/>
+      <w:lvlText w:val=""/>
+      <w:lvlJc w:val="left"/>
+      <w:pPr>
+        <w:tabs>
+          <w:tab w:val="num" w:pos="2880"/>
+        </w:tabs>
+        <w:ind w:left="2880" w:hanging="360"/>
+      </w:pPr>
+      <w:rPr>
+        <w:rFonts w:ascii="Wingdings" w:hAnsi="Wingdings" w:hint="default"/>
+        <w:sz w:val="20"/>
+      </w:rPr>
+    </w:lvl>
+    <w:lvl w:ilvl="4" w:tentative="1">
+      <w:start w:val="1"/>
+      <w:numFmt w:val="bullet"/>
+      <w:lvlText w:val=""/>
+      <w:lvlJc w:val="left"/>
+      <w:pPr>
+        <w:tabs>
+          <w:tab w:val="num" w:pos="3600"/>
+        </w:tabs>
+        <w:ind w:left="3600" w:hanging="360"/>
+      </w:pPr>
+      <w:rPr>
+        <w:rFonts w:ascii="Wingdings" w:hAnsi="Wingdings" w:hint="default"/>
+        <w:sz w:val="20"/>
+      </w:rPr>
+    </w:lvl>
+    <w:lvl w:ilvl="5" w:tentative="1">
+      <w:start w:val="1"/>
+      <w:numFmt w:val="bullet"/>
+      <w:lvlText w:val=""/>
+      <w:lvlJc w:val="left"/>
+      <w:pPr>
+        <w:tabs>
+          <w:tab w:val="num" w:pos="4320"/>
+        </w:tabs>
+        <w:ind w:left="4320" w:hanging="360"/>
+      </w:pPr>
+      <w:rPr>
+        <w:rFonts w:ascii="Wingdings" w:hAnsi="Wingdings" w:hint="default"/>
+        <w:sz w:val="20"/>
+      </w:rPr>
+    </w:lvl>
+    <w:lvl w:ilvl="6" w:tentative="1">
+      <w:start w:val="1"/>
+      <w:numFmt w:val="bullet"/>
+      <w:lvlText w:val=""/>
+      <w:lvlJc w:val="left"/>
+      <w:pPr>
+        <w:tabs>
+          <w:tab w:val="num" w:pos="5040"/>
+        </w:tabs>
+        <w:ind w:left="5040" w:hanging="360"/>
+      </w:pPr>
+      <w:rPr>
+        <w:rFonts w:ascii="Wingdings" w:hAnsi="Wingdings" w:hint="default"/>
+        <w:sz w:val="20"/>
+      </w:rPr>
+    </w:lvl>
+    <w:lvl w:ilvl="7" w:tentative="1">
+      <w:start w:val="1"/>
+      <w:numFmt w:val="bullet"/>
+      <w:lvlText w:val=""/>
+      <w:lvlJc w:val="left"/>
+      <w:pPr>
+        <w:tabs>
+          <w:tab w:val="num" w:pos="5760"/>
+        </w:tabs>
+        <w:ind w:left="5760" w:hanging="360"/>
+      </w:pPr>
+      <w:rPr>
+        <w:rFonts w:ascii="Wingdings" w:hAnsi="Wingdings" w:hint="default"/>
+        <w:sz w:val="20"/>
+      </w:rPr>
+    </w:lvl>
+    <w:lvl w:ilvl="8" w:tentative="1">
+      <w:start w:val="1"/>
+      <w:numFmt w:val="bullet"/>
+      <w:lvlText w:val=""/>
+      <w:lvlJc w:val="left"/>
+      <w:pPr>
+        <w:tabs>
+          <w:tab w:val="num" w:pos="6480"/>
+        </w:tabs>
+        <w:ind w:left="6480" w:hanging="360"/>
+      </w:pPr>
+      <w:rPr>
+        <w:rFonts w:ascii="Wingdings" w:hAnsi="Wingdings" w:hint="default"/>
+        <w:sz w:val="20"/>
+      </w:rPr>
+    </w:lvl>
+  </w:abstractNum>
+  <w:abstractNum w:abstractNumId="10" w15:restartNumberingAfterBreak="0">
+    <w:nsid w:val="76184878"/>
+    <w:multiLevelType w:val="multilevel"/>
+    <w:tmpl w:val="C4EAF8E0"/>
+    <w:lvl w:ilvl="0">
+      <w:start w:val="1"/>
+      <w:numFmt w:val="bullet"/>
+      <w:lvlText w:val=""/>
+      <w:lvlJc w:val="left"/>
+      <w:pPr>
+        <w:tabs>
+          <w:tab w:val="num" w:pos="720"/>
+        </w:tabs>
+        <w:ind w:left="720" w:hanging="360"/>
+      </w:pPr>
+      <w:rPr>
+        <w:rFonts w:ascii="Symbol" w:hAnsi="Symbol" w:hint="default"/>
+        <w:sz w:val="20"/>
+      </w:rPr>
+    </w:lvl>
+    <w:lvl w:ilvl="1">
+      <w:start w:val="1"/>
+      <w:numFmt w:val="bullet"/>
+      <w:lvlText w:val="o"/>
+      <w:lvlJc w:val="left"/>
+      <w:pPr>
+        <w:tabs>
+          <w:tab w:val="num" w:pos="1440"/>
+        </w:tabs>
+        <w:ind w:left="1440" w:hanging="360"/>
+      </w:pPr>
+      <w:rPr>
+        <w:rFonts w:ascii="Courier New" w:hAnsi="Courier New" w:hint="default"/>
+        <w:sz w:val="20"/>
+      </w:rPr>
+    </w:lvl>
+    <w:lvl w:ilvl="2" w:tentative="1">
+      <w:start w:val="1"/>
+      <w:numFmt w:val="bullet"/>
+      <w:lvlText w:val=""/>
+      <w:lvlJc w:val="left"/>
+      <w:pPr>
+        <w:tabs>
+          <w:tab w:val="num" w:pos="2160"/>
+        </w:tabs>
+        <w:ind w:left="2160" w:hanging="360"/>
+      </w:pPr>
+      <w:rPr>
+        <w:rFonts w:ascii="Wingdings" w:hAnsi="Wingdings" w:hint="default"/>
+        <w:sz w:val="20"/>
+      </w:rPr>
+    </w:lvl>
+    <w:lvl w:ilvl="3" w:tentative="1">
+      <w:start w:val="1"/>
+      <w:numFmt w:val="bullet"/>
+      <w:lvlText w:val=""/>
+      <w:lvlJc w:val="left"/>
+      <w:pPr>
+        <w:tabs>
+          <w:tab w:val="num" w:pos="2880"/>
+        </w:tabs>
+        <w:ind w:left="2880" w:hanging="360"/>
+      </w:pPr>
+      <w:rPr>
+        <w:rFonts w:ascii="Wingdings" w:hAnsi="Wingdings" w:hint="default"/>
+        <w:sz w:val="20"/>
+      </w:rPr>
+    </w:lvl>
+    <w:lvl w:ilvl="4" w:tentative="1">
+      <w:start w:val="1"/>
+      <w:numFmt w:val="bullet"/>
+      <w:lvlText w:val=""/>
+      <w:lvlJc w:val="left"/>
+      <w:pPr>
+        <w:tabs>
+          <w:tab w:val="num" w:pos="3600"/>
+        </w:tabs>
+        <w:ind w:left="3600" w:hanging="360"/>
+      </w:pPr>
+      <w:rPr>
+        <w:rFonts w:ascii="Wingdings" w:hAnsi="Wingdings" w:hint="default"/>
+        <w:sz w:val="20"/>
+      </w:rPr>
+    </w:lvl>
+    <w:lvl w:ilvl="5" w:tentative="1">
+      <w:start w:val="1"/>
+      <w:numFmt w:val="bullet"/>
+      <w:lvlText w:val=""/>
+      <w:lvlJc w:val="left"/>
+      <w:pPr>
+        <w:tabs>
+          <w:tab w:val="num" w:pos="4320"/>
+        </w:tabs>
+        <w:ind w:left="4320" w:hanging="360"/>
+      </w:pPr>
+      <w:rPr>
+        <w:rFonts w:ascii="Wingdings" w:hAnsi="Wingdings" w:hint="default"/>
+        <w:sz w:val="20"/>
+      </w:rPr>
+    </w:lvl>
+    <w:lvl w:ilvl="6" w:tentative="1">
+      <w:start w:val="1"/>
+      <w:numFmt w:val="bullet"/>
+      <w:lvlText w:val=""/>
+      <w:lvlJc w:val="left"/>
+      <w:pPr>
+        <w:tabs>
+          <w:tab w:val="num" w:pos="5040"/>
+        </w:tabs>
+        <w:ind w:left="5040" w:hanging="360"/>
+      </w:pPr>
+      <w:rPr>
+        <w:rFonts w:ascii="Wingdings" w:hAnsi="Wingdings" w:hint="default"/>
+        <w:sz w:val="20"/>
+      </w:rPr>
+    </w:lvl>
+    <w:lvl w:ilvl="7" w:tentative="1">
+      <w:start w:val="1"/>
+      <w:numFmt w:val="bullet"/>
+      <w:lvlText w:val=""/>
+      <w:lvlJc w:val="left"/>
+      <w:pPr>
+        <w:tabs>
+          <w:tab w:val="num" w:pos="5760"/>
+        </w:tabs>
+        <w:ind w:left="5760" w:hanging="360"/>
+      </w:pPr>
+      <w:rPr>
+        <w:rFonts w:ascii="Wingdings" w:hAnsi="Wingdings" w:hint="default"/>
+        <w:sz w:val="20"/>
+      </w:rPr>
+    </w:lvl>
+    <w:lvl w:ilvl="8" w:tentative="1">
+      <w:start w:val="1"/>
+      <w:numFmt w:val="bullet"/>
+      <w:lvlText w:val=""/>
+      <w:lvlJc w:val="left"/>
+      <w:pPr>
+        <w:tabs>
+          <w:tab w:val="num" w:pos="6480"/>
+        </w:tabs>
+        <w:ind w:left="6480" w:hanging="360"/>
+      </w:pPr>
+      <w:rPr>
+        <w:rFonts w:ascii="Wingdings" w:hAnsi="Wingdings" w:hint="default"/>
+        <w:sz w:val="20"/>
+      </w:rPr>
+    </w:lvl>
+  </w:abstractNum>
+  <w:num w:numId="1" w16cid:durableId="495725931">
+    <w:abstractNumId w:val="1"/>
+  </w:num>
+  <w:num w:numId="2" w16cid:durableId="931468998">
+    <w:abstractNumId w:val="3"/>
+  </w:num>
+  <w:num w:numId="3" w16cid:durableId="198905409">
+    <w:abstractNumId w:val="7"/>
+  </w:num>
+  <w:num w:numId="4" w16cid:durableId="440609446">
+    <w:abstractNumId w:val="10"/>
+  </w:num>
+  <w:num w:numId="5" w16cid:durableId="123499111">
+    <w:abstractNumId w:val="6"/>
+  </w:num>
+  <w:num w:numId="6" w16cid:durableId="1900827430">
+    <w:abstractNumId w:val="4"/>
+    <w:lvlOverride w:ilvl="0">
+      <w:lvl w:ilvl="0">
+        <w:numFmt w:val="bullet"/>
+        <w:lvlText w:val="o"/>
+        <w:lvlJc w:val="left"/>
+        <w:pPr>
+          <w:tabs>
+            <w:tab w:val="num" w:pos="720"/>
+          </w:tabs>
+          <w:ind w:left="720" w:hanging="360"/>
+        </w:pPr>
+        <w:rPr>
+          <w:rFonts w:ascii="Courier New" w:hAnsi="Courier New" w:hint="default"/>
+          <w:sz w:val="20"/>
+        </w:rPr>
+      </w:lvl>
+    </w:lvlOverride>
+  </w:num>
+  <w:num w:numId="7" w16cid:durableId="438329831">
+    <w:abstractNumId w:val="4"/>
+    <w:lvlOverride w:ilvl="0">
+      <w:lvl w:ilvl="0">
+        <w:numFmt w:val="bullet"/>
+        <w:lvlText w:val="o"/>
+        <w:lvlJc w:val="left"/>
+        <w:pPr>
+          <w:tabs>
+            <w:tab w:val="num" w:pos="720"/>
+          </w:tabs>
+          <w:ind w:left="720" w:hanging="360"/>
+        </w:pPr>
+        <w:rPr>
+          <w:rFonts w:ascii="Courier New" w:hAnsi="Courier New" w:hint="default"/>
+          <w:sz w:val="20"/>
+        </w:rPr>
+      </w:lvl>
+    </w:lvlOverride>
+  </w:num>
+  <w:num w:numId="8" w16cid:durableId="368335943">
+    <w:abstractNumId w:val="4"/>
+    <w:lvlOverride w:ilvl="0">
+      <w:lvl w:ilvl="0">
+        <w:numFmt w:val="bullet"/>
+        <w:lvlText w:val="o"/>
+        <w:lvlJc w:val="left"/>
+        <w:pPr>
+          <w:tabs>
+            <w:tab w:val="num" w:pos="720"/>
+          </w:tabs>
+          <w:ind w:left="720" w:hanging="360"/>
+        </w:pPr>
+        <w:rPr>
+          <w:rFonts w:ascii="Courier New" w:hAnsi="Courier New" w:hint="default"/>
+          <w:sz w:val="20"/>
+        </w:rPr>
+      </w:lvl>
+    </w:lvlOverride>
+  </w:num>
+  <w:num w:numId="9" w16cid:durableId="232929339">
+    <w:abstractNumId w:val="4"/>
+    <w:lvlOverride w:ilvl="0">
+      <w:lvl w:ilvl="0">
+        <w:numFmt w:val="bullet"/>
+        <w:lvlText w:val="o"/>
+        <w:lvlJc w:val="left"/>
+        <w:pPr>
+          <w:tabs>
+            <w:tab w:val="num" w:pos="720"/>
+          </w:tabs>
+          <w:ind w:left="720" w:hanging="360"/>
+        </w:pPr>
+        <w:rPr>
+          <w:rFonts w:ascii="Courier New" w:hAnsi="Courier New" w:hint="default"/>
+          <w:sz w:val="20"/>
+        </w:rPr>
+      </w:lvl>
+    </w:lvlOverride>
+  </w:num>
+  <w:num w:numId="10" w16cid:durableId="1888180670">
+    <w:abstractNumId w:val="8"/>
+  </w:num>
+  <w:num w:numId="11" w16cid:durableId="1817531361">
+    <w:abstractNumId w:val="0"/>
+  </w:num>
+  <w:num w:numId="12" w16cid:durableId="541751450">
+    <w:abstractNumId w:val="2"/>
+  </w:num>
+  <w:num w:numId="13" w16cid:durableId="1432819511">
+    <w:abstractNumId w:val="9"/>
+  </w:num>
+  <w:num w:numId="14" w16cid:durableId="922372558">
+    <w:abstractNumId w:val="5"/>
+  </w:num>
+</w:numbering>
 </file>
 
 <file path=word/styles.xml><?xml version="1.0" encoding="utf-8"?>
@@ -1515,7 +4086,6 @@
   <w:style w:type="character" w:default="1" w:styleId="DefaultParagraphFont">
     <w:name w:val="Default Paragraph Font"/>
     <w:uiPriority w:val="1"/>
-    <w:semiHidden/>
     <w:unhideWhenUsed/>
   </w:style>
   <w:style w:type="table" w:default="1" w:styleId="TableNormal">
